--- a/docs/studyguides/conicsections.docx
+++ b/docs/studyguides/conicsections.docx
@@ -52,7 +52,7 @@
         </w:rPr>
         <w:t xml:space="preserve"> </w:t>
       </w:r>
-      <w:hyperlink r:id="rId20">
+      <w:hyperlink r:id="rId9">
         <w:r>
           <w:rPr>
             <w:rStyle w:val="Hyperlink"/>
@@ -77,7 +77,7 @@
         <w:t xml:space="preserve">and Guide: Introduction to Graphing. You should be able to understand how to rearrange equations and graph points before continuing.</w:t>
       </w:r>
     </w:p>
-    <w:bookmarkStart w:id="21" w:name="what-is-a-conic-section"/>
+    <w:bookmarkStart w:id="10" w:name="what-is-a-conic-section"/>
     <w:p>
       <w:pPr>
         <w:pStyle w:val="Heading1"/>
@@ -160,8 +160,8 @@
         <w:t xml:space="preserve">The study of conic sections dates back to ancient Greece, when the mathematician Apollonius of Perga (around 200 BCE) explored their geometric properties and gave them the names we still use today. Centuries later, these curves helped Kepler describe the orbits of planets, guided the design of mirrors and lenses, and became essential tools in modern physics and architecture.</w:t>
       </w:r>
     </w:p>
-    <w:bookmarkEnd w:id="21"/>
-    <w:bookmarkStart w:id="27" w:name="identifying-conics"/>
+    <w:bookmarkEnd w:id="10"/>
+    <w:bookmarkStart w:id="16" w:name="identifying-conics"/>
     <w:p>
       <w:pPr>
         <w:pStyle w:val="Heading1"/>
@@ -235,18 +235,18 @@
                 <wp:inline>
                   <wp:extent cx="152400" cy="152400"/>
                   <wp:effectExtent b="0" l="0" r="0" t="0"/>
-                  <wp:docPr descr="" title="" id="23" name="Picture"/>
+                  <wp:docPr descr="" title="" id="12" name="Picture"/>
                   <a:graphic>
                     <a:graphicData uri="http://schemas.openxmlformats.org/drawingml/2006/picture">
                       <pic:pic>
                         <pic:nvPicPr>
-                          <pic:cNvPr descr="/Applications/quarto/share/formats/docx/note.png" id="24" name="Picture"/>
+                          <pic:cNvPr descr="/Applications/quarto/share/formats/docx/note.png" id="13" name="Picture"/>
                           <pic:cNvPicPr>
                             <a:picLocks noChangeArrowheads="1" noChangeAspect="1"/>
                           </pic:cNvPicPr>
                         </pic:nvPicPr>
                         <pic:blipFill>
-                          <a:blip r:embed="rId22"/>
+                          <a:blip r:embed="rId11"/>
                           <a:stretch>
                             <a:fillRect/>
                           </a:stretch>
@@ -902,18 +902,18 @@
                 <wp:inline>
                   <wp:extent cx="152400" cy="152400"/>
                   <wp:effectExtent b="0" l="0" r="0" t="0"/>
-                  <wp:docPr descr="" title="" id="25" name="Picture"/>
+                  <wp:docPr descr="" title="" id="14" name="Picture"/>
                   <a:graphic>
                     <a:graphicData uri="http://schemas.openxmlformats.org/drawingml/2006/picture">
                       <pic:pic>
                         <pic:nvPicPr>
-                          <pic:cNvPr descr="/Applications/quarto/share/formats/docx/note.png" id="26" name="Picture"/>
+                          <pic:cNvPr descr="/Applications/quarto/share/formats/docx/note.png" id="15" name="Picture"/>
                           <pic:cNvPicPr>
                             <a:picLocks noChangeArrowheads="1" noChangeAspect="1"/>
                           </pic:cNvPicPr>
                         </pic:nvPicPr>
                         <pic:blipFill>
-                          <a:blip r:embed="rId22"/>
+                          <a:blip r:embed="rId11"/>
                           <a:stretch>
                             <a:fillRect/>
                           </a:stretch>
@@ -1295,32 +1295,36 @@
                 <m:r>
                   <m:t>4</m:t>
                 </m:r>
-                <m:d>
-                  <m:dPr>
-                    <m:begChr m:val="("/>
-                    <m:sepChr m:val=""/>
-                    <m:endChr m:val=")"/>
-                    <m:grow/>
-                  </m:dPr>
-                  <m:e>
-                    <m:r>
-                      <m:t>5</m:t>
-                    </m:r>
-                  </m:e>
-                </m:d>
-                <m:d>
-                  <m:dPr>
-                    <m:begChr m:val="("/>
-                    <m:sepChr m:val=""/>
-                    <m:endChr m:val=")"/>
-                    <m:grow/>
-                  </m:dPr>
-                  <m:e>
-                    <m:r>
-                      <m:t>9</m:t>
-                    </m:r>
-                  </m:e>
-                </m:d>
+                <m:r>
+                  <m:rPr>
+                    <m:sty m:val="p"/>
+                  </m:rPr>
+                  <m:t>(</m:t>
+                </m:r>
+                <m:r>
+                  <m:t>5</m:t>
+                </m:r>
+                <m:r>
+                  <m:rPr>
+                    <m:sty m:val="p"/>
+                  </m:rPr>
+                  <m:t>)</m:t>
+                </m:r>
+                <m:r>
+                  <m:rPr>
+                    <m:sty m:val="p"/>
+                  </m:rPr>
+                  <m:t>(</m:t>
+                </m:r>
+                <m:r>
+                  <m:t>9</m:t>
+                </m:r>
+                <m:r>
+                  <m:rPr>
+                    <m:sty m:val="p"/>
+                  </m:rPr>
+                  <m:t>)</m:t>
+                </m:r>
                 <m:r>
                   <m:rPr>
                     <m:sty m:val="p"/>
@@ -1455,8 +1459,8 @@
         </w:tc>
       </w:tr>
     </w:tbl>
-    <w:bookmarkEnd w:id="27"/>
-    <w:bookmarkStart w:id="31" w:name="ellipses"/>
+    <w:bookmarkEnd w:id="16"/>
+    <w:bookmarkStart w:id="20" w:name="ellipses"/>
     <w:p>
       <w:pPr>
         <w:pStyle w:val="Heading1"/>
@@ -1535,7 +1539,7 @@
         <w:t xml:space="preserve">either both positive or both negative. When you see that, it’s often the first clue that the curve will be an ellipse.</w:t>
       </w:r>
     </w:p>
-    <w:bookmarkStart w:id="30" w:name="standard-form"/>
+    <w:bookmarkStart w:id="19" w:name="standard-form"/>
     <w:p>
       <w:pPr>
         <w:pStyle w:val="Heading2"/>
@@ -1566,30 +1570,32 @@
               <m:type m:val="bar"/>
             </m:fPr>
             <m:num>
+              <m:r>
+                <m:rPr>
+                  <m:sty m:val="p"/>
+                </m:rPr>
+                <m:t>(</m:t>
+              </m:r>
+              <m:r>
+                <m:t>x</m:t>
+              </m:r>
+              <m:r>
+                <m:rPr>
+                  <m:sty m:val="p"/>
+                </m:rPr>
+                <m:t>−</m:t>
+              </m:r>
+              <m:r>
+                <m:t>h</m:t>
+              </m:r>
               <m:sSup>
                 <m:e>
-                  <m:d>
-                    <m:dPr>
-                      <m:begChr m:val="("/>
-                      <m:sepChr m:val=""/>
-                      <m:endChr m:val=")"/>
-                      <m:grow/>
-                    </m:dPr>
-                    <m:e>
-                      <m:r>
-                        <m:t>x</m:t>
-                      </m:r>
-                      <m:r>
-                        <m:rPr>
-                          <m:sty m:val="p"/>
-                        </m:rPr>
-                        <m:t>−</m:t>
-                      </m:r>
-                      <m:r>
-                        <m:t>h</m:t>
-                      </m:r>
-                    </m:e>
-                  </m:d>
+                  <m:r>
+                    <m:rPr>
+                      <m:sty m:val="p"/>
+                    </m:rPr>
+                    <m:t>)</m:t>
+                  </m:r>
                 </m:e>
                 <m:sup>
                   <m:r>
@@ -1624,30 +1630,32 @@
               <m:type m:val="bar"/>
             </m:fPr>
             <m:num>
+              <m:r>
+                <m:rPr>
+                  <m:sty m:val="p"/>
+                </m:rPr>
+                <m:t>(</m:t>
+              </m:r>
+              <m:r>
+                <m:t>y</m:t>
+              </m:r>
+              <m:r>
+                <m:rPr>
+                  <m:sty m:val="p"/>
+                </m:rPr>
+                <m:t>−</m:t>
+              </m:r>
+              <m:r>
+                <m:t>k</m:t>
+              </m:r>
               <m:sSup>
                 <m:e>
-                  <m:d>
-                    <m:dPr>
-                      <m:begChr m:val="("/>
-                      <m:sepChr m:val=""/>
-                      <m:endChr m:val=")"/>
-                      <m:grow/>
-                    </m:dPr>
-                    <m:e>
-                      <m:r>
-                        <m:t>y</m:t>
-                      </m:r>
-                      <m:r>
-                        <m:rPr>
-                          <m:sty m:val="p"/>
-                        </m:rPr>
-                        <m:t>−</m:t>
-                      </m:r>
-                      <m:r>
-                        <m:t>k</m:t>
-                      </m:r>
-                    </m:e>
-                  </m:d>
+                  <m:r>
+                    <m:rPr>
+                      <m:sty m:val="p"/>
+                    </m:rPr>
+                    <m:t>)</m:t>
+                  </m:r>
                 </m:e>
                 <m:sup>
                   <m:r>
@@ -1683,28 +1691,30 @@
           <m:r>
             <m:t> </m:t>
           </m:r>
-          <m:d>
-            <m:dPr>
-              <m:begChr m:val="("/>
-              <m:sepChr m:val=""/>
-              <m:endChr m:val=")"/>
-              <m:grow/>
-            </m:dPr>
-            <m:e>
-              <m:r>
-                <m:t>a</m:t>
-              </m:r>
-              <m:r>
-                <m:rPr>
-                  <m:sty m:val="p"/>
-                </m:rPr>
-                <m:t>&gt;</m:t>
-              </m:r>
-              <m:r>
-                <m:t>b</m:t>
-              </m:r>
-            </m:e>
-          </m:d>
+          <m:r>
+            <m:rPr>
+              <m:sty m:val="p"/>
+            </m:rPr>
+            <m:t>(</m:t>
+          </m:r>
+          <m:r>
+            <m:t>a</m:t>
+          </m:r>
+          <m:r>
+            <m:rPr>
+              <m:sty m:val="p"/>
+            </m:rPr>
+            <m:t>&gt;</m:t>
+          </m:r>
+          <m:r>
+            <m:t>b</m:t>
+          </m:r>
+          <m:r>
+            <m:rPr>
+              <m:sty m:val="p"/>
+            </m:rPr>
+            <m:t>)</m:t>
+          </m:r>
         </m:oMath>
       </m:oMathPara>
     </w:p>
@@ -1777,28 +1787,30 @@
         </w:numPr>
       </w:pPr>
       <m:oMath>
-        <m:d>
-          <m:dPr>
-            <m:begChr m:val="("/>
-            <m:sepChr m:val=""/>
-            <m:endChr m:val=")"/>
-            <m:grow/>
-          </m:dPr>
-          <m:e>
-            <m:r>
-              <m:t>h</m:t>
-            </m:r>
-            <m:r>
-              <m:rPr>
-                <m:sty m:val="p"/>
-              </m:rPr>
-              <m:t>,</m:t>
-            </m:r>
-            <m:r>
-              <m:t>k</m:t>
-            </m:r>
-          </m:e>
-        </m:d>
+        <m:r>
+          <m:rPr>
+            <m:sty m:val="p"/>
+          </m:rPr>
+          <m:t>(</m:t>
+        </m:r>
+        <m:r>
+          <m:t>h</m:t>
+        </m:r>
+        <m:r>
+          <m:rPr>
+            <m:sty m:val="p"/>
+          </m:rPr>
+          <m:t>,</m:t>
+        </m:r>
+        <m:r>
+          <m:t>k</m:t>
+        </m:r>
+        <m:r>
+          <m:rPr>
+            <m:sty m:val="p"/>
+          </m:rPr>
+          <m:t>)</m:t>
+        </m:r>
       </m:oMath>
       <w:r>
         <w:t xml:space="preserve"> </w:t>
@@ -2102,18 +2114,18 @@
                 <wp:inline>
                   <wp:extent cx="152400" cy="152400"/>
                   <wp:effectExtent b="0" l="0" r="0" t="0"/>
-                  <wp:docPr descr="" title="" id="28" name="Picture"/>
+                  <wp:docPr descr="" title="" id="17" name="Picture"/>
                   <a:graphic>
                     <a:graphicData uri="http://schemas.openxmlformats.org/drawingml/2006/picture">
                       <pic:pic>
                         <pic:nvPicPr>
-                          <pic:cNvPr descr="/Applications/quarto/share/formats/docx/note.png" id="29" name="Picture"/>
+                          <pic:cNvPr descr="/Applications/quarto/share/formats/docx/note.png" id="18" name="Picture"/>
                           <pic:cNvPicPr>
                             <a:picLocks noChangeArrowheads="1" noChangeAspect="1"/>
                           </pic:cNvPicPr>
                         </pic:nvPicPr>
                         <pic:blipFill>
-                          <a:blip r:embed="rId22"/>
+                          <a:blip r:embed="rId11"/>
                           <a:stretch>
                             <a:fillRect/>
                           </a:stretch>
@@ -2303,9 +2315,9 @@
         </w:tc>
       </w:tr>
     </w:tbl>
-    <w:bookmarkEnd w:id="30"/>
-    <w:bookmarkEnd w:id="31"/>
-    <w:bookmarkStart w:id="36" w:name="circles"/>
+    <w:bookmarkEnd w:id="19"/>
+    <w:bookmarkEnd w:id="20"/>
+    <w:bookmarkStart w:id="25" w:name="circles"/>
     <w:p>
       <w:pPr>
         <w:pStyle w:val="Heading1"/>
@@ -2399,7 +2411,7 @@
         <w:t xml:space="preserve">Circles are everywhere in the world around us from wheels to ripples in water.</w:t>
       </w:r>
     </w:p>
-    <w:bookmarkStart w:id="34" w:name="standard-form-1"/>
+    <w:bookmarkStart w:id="23" w:name="standard-form-1"/>
     <w:p>
       <w:pPr>
         <w:pStyle w:val="Heading2"/>
@@ -2425,30 +2437,32 @@
           <m:jc m:val="center"/>
         </m:oMathParaPr>
         <m:oMath>
+          <m:r>
+            <m:rPr>
+              <m:sty m:val="p"/>
+            </m:rPr>
+            <m:t>(</m:t>
+          </m:r>
+          <m:r>
+            <m:t>x</m:t>
+          </m:r>
+          <m:r>
+            <m:rPr>
+              <m:sty m:val="p"/>
+            </m:rPr>
+            <m:t>−</m:t>
+          </m:r>
+          <m:r>
+            <m:t>h</m:t>
+          </m:r>
           <m:sSup>
             <m:e>
-              <m:d>
-                <m:dPr>
-                  <m:begChr m:val="("/>
-                  <m:sepChr m:val=""/>
-                  <m:endChr m:val=")"/>
-                  <m:grow/>
-                </m:dPr>
-                <m:e>
-                  <m:r>
-                    <m:t>x</m:t>
-                  </m:r>
-                  <m:r>
-                    <m:rPr>
-                      <m:sty m:val="p"/>
-                    </m:rPr>
-                    <m:t>−</m:t>
-                  </m:r>
-                  <m:r>
-                    <m:t>h</m:t>
-                  </m:r>
-                </m:e>
-              </m:d>
+              <m:r>
+                <m:rPr>
+                  <m:sty m:val="p"/>
+                </m:rPr>
+                <m:t>)</m:t>
+              </m:r>
             </m:e>
             <m:sup>
               <m:r>
@@ -2462,30 +2476,32 @@
             </m:rPr>
             <m:t>+</m:t>
           </m:r>
+          <m:r>
+            <m:rPr>
+              <m:sty m:val="p"/>
+            </m:rPr>
+            <m:t>(</m:t>
+          </m:r>
+          <m:r>
+            <m:t>y</m:t>
+          </m:r>
+          <m:r>
+            <m:rPr>
+              <m:sty m:val="p"/>
+            </m:rPr>
+            <m:t>−</m:t>
+          </m:r>
+          <m:r>
+            <m:t>k</m:t>
+          </m:r>
           <m:sSup>
             <m:e>
-              <m:d>
-                <m:dPr>
-                  <m:begChr m:val="("/>
-                  <m:sepChr m:val=""/>
-                  <m:endChr m:val=")"/>
-                  <m:grow/>
-                </m:dPr>
-                <m:e>
-                  <m:r>
-                    <m:t>y</m:t>
-                  </m:r>
-                  <m:r>
-                    <m:rPr>
-                      <m:sty m:val="p"/>
-                    </m:rPr>
-                    <m:t>−</m:t>
-                  </m:r>
-                  <m:r>
-                    <m:t>k</m:t>
-                  </m:r>
-                </m:e>
-              </m:d>
+              <m:r>
+                <m:rPr>
+                  <m:sty m:val="p"/>
+                </m:rPr>
+                <m:t>)</m:t>
+              </m:r>
             </m:e>
             <m:sup>
               <m:r>
@@ -2531,28 +2547,30 @@
         </w:numPr>
       </w:pPr>
       <m:oMath>
-        <m:d>
-          <m:dPr>
-            <m:begChr m:val="("/>
-            <m:sepChr m:val=""/>
-            <m:endChr m:val=")"/>
-            <m:grow/>
-          </m:dPr>
-          <m:e>
-            <m:r>
-              <m:t>h</m:t>
-            </m:r>
-            <m:r>
-              <m:rPr>
-                <m:sty m:val="p"/>
-              </m:rPr>
-              <m:t>,</m:t>
-            </m:r>
-            <m:r>
-              <m:t>k</m:t>
-            </m:r>
-          </m:e>
-        </m:d>
+        <m:r>
+          <m:rPr>
+            <m:sty m:val="p"/>
+          </m:rPr>
+          <m:t>(</m:t>
+        </m:r>
+        <m:r>
+          <m:t>h</m:t>
+        </m:r>
+        <m:r>
+          <m:rPr>
+            <m:sty m:val="p"/>
+          </m:rPr>
+          <m:t>,</m:t>
+        </m:r>
+        <m:r>
+          <m:t>k</m:t>
+        </m:r>
+        <m:r>
+          <m:rPr>
+            <m:sty m:val="p"/>
+          </m:rPr>
+          <m:t>)</m:t>
+        </m:r>
       </m:oMath>
       <w:r>
         <w:t xml:space="preserve"> </w:t>
@@ -2651,18 +2669,18 @@
                 <wp:inline>
                   <wp:extent cx="152400" cy="152400"/>
                   <wp:effectExtent b="0" l="0" r="0" t="0"/>
-                  <wp:docPr descr="" title="" id="32" name="Picture"/>
+                  <wp:docPr descr="" title="" id="21" name="Picture"/>
                   <a:graphic>
                     <a:graphicData uri="http://schemas.openxmlformats.org/drawingml/2006/picture">
                       <pic:pic>
                         <pic:nvPicPr>
-                          <pic:cNvPr descr="/Applications/quarto/share/formats/docx/note.png" id="33" name="Picture"/>
+                          <pic:cNvPr descr="/Applications/quarto/share/formats/docx/note.png" id="22" name="Picture"/>
                           <pic:cNvPicPr>
                             <a:picLocks noChangeArrowheads="1" noChangeAspect="1"/>
                           </pic:cNvPicPr>
                         </pic:nvPicPr>
                         <pic:blipFill>
-                          <a:blip r:embed="rId22"/>
+                          <a:blip r:embed="rId11"/>
                           <a:stretch>
                             <a:fillRect/>
                           </a:stretch>
@@ -2819,8 +2837,8 @@
         </w:tc>
       </w:tr>
     </w:tbl>
-    <w:bookmarkEnd w:id="34"/>
-    <w:bookmarkStart w:id="35" w:name="interactive-circle"/>
+    <w:bookmarkEnd w:id="23"/>
+    <w:bookmarkStart w:id="24" w:name="interactive-circle"/>
     <w:p>
       <w:pPr>
         <w:pStyle w:val="Heading2"/>
@@ -2829,9 +2847,9 @@
         <w:t xml:space="preserve">Interactive Circle</w:t>
       </w:r>
     </w:p>
-    <w:bookmarkEnd w:id="35"/>
-    <w:bookmarkEnd w:id="36"/>
-    <w:bookmarkStart w:id="43" w:name="parabolas"/>
+    <w:bookmarkEnd w:id="24"/>
+    <w:bookmarkEnd w:id="25"/>
+    <w:bookmarkStart w:id="32" w:name="parabolas"/>
     <w:p>
       <w:pPr>
         <w:pStyle w:val="Heading1"/>
@@ -2978,7 +2996,7 @@
         <w:t xml:space="preserve">directrix — unlike ellipses or hyperbolas, which have two foci.</w:t>
       </w:r>
     </w:p>
-    <w:bookmarkStart w:id="42" w:name="standard-form-2"/>
+    <w:bookmarkStart w:id="31" w:name="standard-form-2"/>
     <w:p>
       <w:pPr>
         <w:pStyle w:val="Heading2"/>
@@ -3026,30 +3044,32 @@
           <m:jc m:val="center"/>
         </m:oMathParaPr>
         <m:oMath>
+          <m:r>
+            <m:rPr>
+              <m:sty m:val="p"/>
+            </m:rPr>
+            <m:t>(</m:t>
+          </m:r>
+          <m:r>
+            <m:t>x</m:t>
+          </m:r>
+          <m:r>
+            <m:rPr>
+              <m:sty m:val="p"/>
+            </m:rPr>
+            <m:t>−</m:t>
+          </m:r>
+          <m:r>
+            <m:t>h</m:t>
+          </m:r>
           <m:sSup>
             <m:e>
-              <m:d>
-                <m:dPr>
-                  <m:begChr m:val="("/>
-                  <m:sepChr m:val=""/>
-                  <m:endChr m:val=")"/>
-                  <m:grow/>
-                </m:dPr>
-                <m:e>
-                  <m:r>
-                    <m:t>x</m:t>
-                  </m:r>
-                  <m:r>
-                    <m:rPr>
-                      <m:sty m:val="p"/>
-                    </m:rPr>
-                    <m:t>−</m:t>
-                  </m:r>
-                  <m:r>
-                    <m:t>h</m:t>
-                  </m:r>
-                </m:e>
-              </m:d>
+              <m:r>
+                <m:rPr>
+                  <m:sty m:val="p"/>
+                </m:rPr>
+                <m:t>)</m:t>
+              </m:r>
             </m:e>
             <m:sup>
               <m:r>
@@ -3069,28 +3089,30 @@
           <m:r>
             <m:t>p</m:t>
           </m:r>
-          <m:d>
-            <m:dPr>
-              <m:begChr m:val="("/>
-              <m:sepChr m:val=""/>
-              <m:endChr m:val=")"/>
-              <m:grow/>
-            </m:dPr>
-            <m:e>
-              <m:r>
-                <m:t>y</m:t>
-              </m:r>
-              <m:r>
-                <m:rPr>
-                  <m:sty m:val="p"/>
-                </m:rPr>
-                <m:t>−</m:t>
-              </m:r>
-              <m:r>
-                <m:t>k</m:t>
-              </m:r>
-            </m:e>
-          </m:d>
+          <m:r>
+            <m:rPr>
+              <m:sty m:val="p"/>
+            </m:rPr>
+            <m:t>(</m:t>
+          </m:r>
+          <m:r>
+            <m:t>y</m:t>
+          </m:r>
+          <m:r>
+            <m:rPr>
+              <m:sty m:val="p"/>
+            </m:rPr>
+            <m:t>−</m:t>
+          </m:r>
+          <m:r>
+            <m:t>k</m:t>
+          </m:r>
+          <m:r>
+            <m:rPr>
+              <m:sty m:val="p"/>
+            </m:rPr>
+            <m:t>)</m:t>
+          </m:r>
         </m:oMath>
       </m:oMathPara>
     </w:p>
@@ -3137,30 +3159,32 @@
           <m:jc m:val="center"/>
         </m:oMathParaPr>
         <m:oMath>
+          <m:r>
+            <m:rPr>
+              <m:sty m:val="p"/>
+            </m:rPr>
+            <m:t>(</m:t>
+          </m:r>
+          <m:r>
+            <m:t>y</m:t>
+          </m:r>
+          <m:r>
+            <m:rPr>
+              <m:sty m:val="p"/>
+            </m:rPr>
+            <m:t>−</m:t>
+          </m:r>
+          <m:r>
+            <m:t>k</m:t>
+          </m:r>
           <m:sSup>
             <m:e>
-              <m:d>
-                <m:dPr>
-                  <m:begChr m:val="("/>
-                  <m:sepChr m:val=""/>
-                  <m:endChr m:val=")"/>
-                  <m:grow/>
-                </m:dPr>
-                <m:e>
-                  <m:r>
-                    <m:t>y</m:t>
-                  </m:r>
-                  <m:r>
-                    <m:rPr>
-                      <m:sty m:val="p"/>
-                    </m:rPr>
-                    <m:t>−</m:t>
-                  </m:r>
-                  <m:r>
-                    <m:t>k</m:t>
-                  </m:r>
-                </m:e>
-              </m:d>
+              <m:r>
+                <m:rPr>
+                  <m:sty m:val="p"/>
+                </m:rPr>
+                <m:t>)</m:t>
+              </m:r>
             </m:e>
             <m:sup>
               <m:r>
@@ -3180,28 +3204,30 @@
           <m:r>
             <m:t>p</m:t>
           </m:r>
-          <m:d>
-            <m:dPr>
-              <m:begChr m:val="("/>
-              <m:sepChr m:val=""/>
-              <m:endChr m:val=")"/>
-              <m:grow/>
-            </m:dPr>
-            <m:e>
-              <m:r>
-                <m:t>x</m:t>
-              </m:r>
-              <m:r>
-                <m:rPr>
-                  <m:sty m:val="p"/>
-                </m:rPr>
-                <m:t>−</m:t>
-              </m:r>
-              <m:r>
-                <m:t>h</m:t>
-              </m:r>
-            </m:e>
-          </m:d>
+          <m:r>
+            <m:rPr>
+              <m:sty m:val="p"/>
+            </m:rPr>
+            <m:t>(</m:t>
+          </m:r>
+          <m:r>
+            <m:t>x</m:t>
+          </m:r>
+          <m:r>
+            <m:rPr>
+              <m:sty m:val="p"/>
+            </m:rPr>
+            <m:t>−</m:t>
+          </m:r>
+          <m:r>
+            <m:t>h</m:t>
+          </m:r>
+          <m:r>
+            <m:rPr>
+              <m:sty m:val="p"/>
+            </m:rPr>
+            <m:t>)</m:t>
+          </m:r>
         </m:oMath>
       </m:oMathPara>
     </w:p>
@@ -3222,28 +3248,30 @@
         <w:t xml:space="preserve"> </w:t>
       </w:r>
       <m:oMath>
-        <m:d>
-          <m:dPr>
-            <m:begChr m:val="("/>
-            <m:sepChr m:val=""/>
-            <m:endChr m:val=")"/>
-            <m:grow/>
-          </m:dPr>
-          <m:e>
-            <m:r>
-              <m:t>h</m:t>
-            </m:r>
-            <m:r>
-              <m:rPr>
-                <m:sty m:val="p"/>
-              </m:rPr>
-              <m:t>,</m:t>
-            </m:r>
-            <m:r>
-              <m:t>k</m:t>
-            </m:r>
-          </m:e>
-        </m:d>
+        <m:r>
+          <m:rPr>
+            <m:sty m:val="p"/>
+          </m:rPr>
+          <m:t>(</m:t>
+        </m:r>
+        <m:r>
+          <m:t>h</m:t>
+        </m:r>
+        <m:r>
+          <m:rPr>
+            <m:sty m:val="p"/>
+          </m:rPr>
+          <m:t>,</m:t>
+        </m:r>
+        <m:r>
+          <m:t>k</m:t>
+        </m:r>
+        <m:r>
+          <m:rPr>
+            <m:sty m:val="p"/>
+          </m:rPr>
+          <m:t>)</m:t>
+        </m:r>
       </m:oMath>
       <w:r>
         <w:t xml:space="preserve"> </w:t>
@@ -3451,18 +3479,18 @@
                 <wp:inline>
                   <wp:extent cx="152400" cy="152400"/>
                   <wp:effectExtent b="0" l="0" r="0" t="0"/>
-                  <wp:docPr descr="" title="" id="37" name="Picture"/>
+                  <wp:docPr descr="" title="" id="26" name="Picture"/>
                   <a:graphic>
                     <a:graphicData uri="http://schemas.openxmlformats.org/drawingml/2006/picture">
                       <pic:pic>
                         <pic:nvPicPr>
-                          <pic:cNvPr descr="/Applications/quarto/share/formats/docx/note.png" id="38" name="Picture"/>
+                          <pic:cNvPr descr="/Applications/quarto/share/formats/docx/note.png" id="27" name="Picture"/>
                           <pic:cNvPicPr>
                             <a:picLocks noChangeArrowheads="1" noChangeAspect="1"/>
                           </pic:cNvPicPr>
                         </pic:nvPicPr>
                         <pic:blipFill>
-                          <a:blip r:embed="rId22"/>
+                          <a:blip r:embed="rId11"/>
                           <a:stretch>
                             <a:fillRect/>
                           </a:stretch>
@@ -3587,19 +3615,21 @@
               <w:t xml:space="preserve"> </w:t>
             </w:r>
             <m:oMath>
-              <m:d>
-                <m:dPr>
-                  <m:begChr m:val="|"/>
-                  <m:sepChr m:val=""/>
-                  <m:endChr m:val="|"/>
-                  <m:grow/>
-                </m:dPr>
-                <m:e>
-                  <m:r>
-                    <m:t>p</m:t>
-                  </m:r>
-                </m:e>
-              </m:d>
+              <m:r>
+                <m:rPr>
+                  <m:sty m:val="p"/>
+                </m:rPr>
+                <m:t>|</m:t>
+              </m:r>
+              <m:r>
+                <m:t>p</m:t>
+              </m:r>
+              <m:r>
+                <m:rPr>
+                  <m:sty m:val="p"/>
+                </m:rPr>
+                <m:t>|</m:t>
+              </m:r>
             </m:oMath>
             <w:r>
               <w:t xml:space="preserve"> </w:t>
@@ -3624,19 +3654,21 @@
               <w:t xml:space="preserve"> </w:t>
             </w:r>
             <m:oMath>
-              <m:d>
-                <m:dPr>
-                  <m:begChr m:val="|"/>
-                  <m:sepChr m:val=""/>
-                  <m:endChr m:val="|"/>
-                  <m:grow/>
-                </m:dPr>
-                <m:e>
-                  <m:r>
-                    <m:t>p</m:t>
-                  </m:r>
-                </m:e>
-              </m:d>
+              <m:r>
+                <m:rPr>
+                  <m:sty m:val="p"/>
+                </m:rPr>
+                <m:t>|</m:t>
+              </m:r>
+              <m:r>
+                <m:t>p</m:t>
+              </m:r>
+              <m:r>
+                <m:rPr>
+                  <m:sty m:val="p"/>
+                </m:rPr>
+                <m:t>|</m:t>
+              </m:r>
             </m:oMath>
             <w:r>
               <w:t xml:space="preserve"> </w:t>
@@ -3661,31 +3693,7 @@
               <w:br/>
             </w:r>
             <w:r>
-              <w:t xml:space="preserve">This parameter controls how</w:t>
-            </w:r>
-            <w:r>
-              <w:t xml:space="preserve"> </w:t>
-            </w:r>
-            <w:r>
-              <w:t xml:space="preserve">“steep”</w:t>
-            </w:r>
-            <w:r>
-              <w:t xml:space="preserve"> </w:t>
-            </w:r>
-            <w:r>
-              <w:t xml:space="preserve">or</w:t>
-            </w:r>
-            <w:r>
-              <w:t xml:space="preserve"> </w:t>
-            </w:r>
-            <w:r>
-              <w:t xml:space="preserve">“flat”</w:t>
-            </w:r>
-            <w:r>
-              <w:t xml:space="preserve"> </w:t>
-            </w:r>
-            <w:r>
-              <w:t xml:space="preserve">the parabola looks.</w:t>
+              <w:t xml:space="preserve">This parameter controls how “steep” or “flat” the parabola looks.</w:t>
             </w:r>
           </w:p>
           <w:p/>
@@ -3777,18 +3785,18 @@
                 <wp:inline>
                   <wp:extent cx="152400" cy="152400"/>
                   <wp:effectExtent b="0" l="0" r="0" t="0"/>
-                  <wp:docPr descr="" title="" id="40" name="Picture"/>
+                  <wp:docPr descr="" title="" id="29" name="Picture"/>
                   <a:graphic>
                     <a:graphicData uri="http://schemas.openxmlformats.org/drawingml/2006/picture">
                       <pic:pic>
                         <pic:nvPicPr>
-                          <pic:cNvPr descr="/Applications/quarto/share/formats/docx/tip.png" id="41" name="Picture"/>
+                          <pic:cNvPr descr="/Applications/quarto/share/formats/docx/tip.png" id="30" name="Picture"/>
                           <pic:cNvPicPr>
                             <a:picLocks noChangeArrowheads="1" noChangeAspect="1"/>
                           </pic:cNvPicPr>
                         </pic:nvPicPr>
                         <pic:blipFill>
-                          <a:blip r:embed="rId39"/>
+                          <a:blip r:embed="rId28"/>
                           <a:stretch>
                             <a:fillRect/>
                           </a:stretch>
@@ -3932,9 +3940,9 @@
         </w:tc>
       </w:tr>
     </w:tbl>
-    <w:bookmarkEnd w:id="42"/>
-    <w:bookmarkEnd w:id="43"/>
-    <w:bookmarkStart w:id="47" w:name="hyperbolas"/>
+    <w:bookmarkEnd w:id="31"/>
+    <w:bookmarkEnd w:id="32"/>
+    <w:bookmarkStart w:id="36" w:name="hyperbolas"/>
     <w:p>
       <w:pPr>
         <w:pStyle w:val="Heading1"/>
@@ -4036,7 +4044,7 @@
         <w:t xml:space="preserve">that is perpendicular to it.</w:t>
       </w:r>
     </w:p>
-    <w:bookmarkStart w:id="46" w:name="standard-form-3"/>
+    <w:bookmarkStart w:id="35" w:name="standard-form-3"/>
     <w:p>
       <w:pPr>
         <w:pStyle w:val="Heading2"/>
@@ -4088,30 +4096,32 @@
               <m:type m:val="bar"/>
             </m:fPr>
             <m:num>
+              <m:r>
+                <m:rPr>
+                  <m:sty m:val="p"/>
+                </m:rPr>
+                <m:t>(</m:t>
+              </m:r>
+              <m:r>
+                <m:t>x</m:t>
+              </m:r>
+              <m:r>
+                <m:rPr>
+                  <m:sty m:val="p"/>
+                </m:rPr>
+                <m:t>−</m:t>
+              </m:r>
+              <m:r>
+                <m:t>h</m:t>
+              </m:r>
               <m:sSup>
                 <m:e>
-                  <m:d>
-                    <m:dPr>
-                      <m:begChr m:val="("/>
-                      <m:sepChr m:val=""/>
-                      <m:endChr m:val=")"/>
-                      <m:grow/>
-                    </m:dPr>
-                    <m:e>
-                      <m:r>
-                        <m:t>x</m:t>
-                      </m:r>
-                      <m:r>
-                        <m:rPr>
-                          <m:sty m:val="p"/>
-                        </m:rPr>
-                        <m:t>−</m:t>
-                      </m:r>
-                      <m:r>
-                        <m:t>h</m:t>
-                      </m:r>
-                    </m:e>
-                  </m:d>
+                  <m:r>
+                    <m:rPr>
+                      <m:sty m:val="p"/>
+                    </m:rPr>
+                    <m:t>)</m:t>
+                  </m:r>
                 </m:e>
                 <m:sup>
                   <m:r>
@@ -4146,30 +4156,32 @@
               <m:type m:val="bar"/>
             </m:fPr>
             <m:num>
+              <m:r>
+                <m:rPr>
+                  <m:sty m:val="p"/>
+                </m:rPr>
+                <m:t>(</m:t>
+              </m:r>
+              <m:r>
+                <m:t>y</m:t>
+              </m:r>
+              <m:r>
+                <m:rPr>
+                  <m:sty m:val="p"/>
+                </m:rPr>
+                <m:t>−</m:t>
+              </m:r>
+              <m:r>
+                <m:t>k</m:t>
+              </m:r>
               <m:sSup>
                 <m:e>
-                  <m:d>
-                    <m:dPr>
-                      <m:begChr m:val="("/>
-                      <m:sepChr m:val=""/>
-                      <m:endChr m:val=")"/>
-                      <m:grow/>
-                    </m:dPr>
-                    <m:e>
-                      <m:r>
-                        <m:t>y</m:t>
-                      </m:r>
-                      <m:r>
-                        <m:rPr>
-                          <m:sty m:val="p"/>
-                        </m:rPr>
-                        <m:t>−</m:t>
-                      </m:r>
-                      <m:r>
-                        <m:t>k</m:t>
-                      </m:r>
-                    </m:e>
-                  </m:d>
+                  <m:r>
+                    <m:rPr>
+                      <m:sty m:val="p"/>
+                    </m:rPr>
+                    <m:t>)</m:t>
+                  </m:r>
                 </m:e>
                 <m:sup>
                   <m:r>
@@ -4240,30 +4252,32 @@
               <m:type m:val="bar"/>
             </m:fPr>
             <m:num>
+              <m:r>
+                <m:rPr>
+                  <m:sty m:val="p"/>
+                </m:rPr>
+                <m:t>(</m:t>
+              </m:r>
+              <m:r>
+                <m:t>y</m:t>
+              </m:r>
+              <m:r>
+                <m:rPr>
+                  <m:sty m:val="p"/>
+                </m:rPr>
+                <m:t>−</m:t>
+              </m:r>
+              <m:r>
+                <m:t>k</m:t>
+              </m:r>
               <m:sSup>
                 <m:e>
-                  <m:d>
-                    <m:dPr>
-                      <m:begChr m:val="("/>
-                      <m:sepChr m:val=""/>
-                      <m:endChr m:val=")"/>
-                      <m:grow/>
-                    </m:dPr>
-                    <m:e>
-                      <m:r>
-                        <m:t>y</m:t>
-                      </m:r>
-                      <m:r>
-                        <m:rPr>
-                          <m:sty m:val="p"/>
-                        </m:rPr>
-                        <m:t>−</m:t>
-                      </m:r>
-                      <m:r>
-                        <m:t>k</m:t>
-                      </m:r>
-                    </m:e>
-                  </m:d>
+                  <m:r>
+                    <m:rPr>
+                      <m:sty m:val="p"/>
+                    </m:rPr>
+                    <m:t>)</m:t>
+                  </m:r>
                 </m:e>
                 <m:sup>
                   <m:r>
@@ -4298,30 +4312,32 @@
               <m:type m:val="bar"/>
             </m:fPr>
             <m:num>
+              <m:r>
+                <m:rPr>
+                  <m:sty m:val="p"/>
+                </m:rPr>
+                <m:t>(</m:t>
+              </m:r>
+              <m:r>
+                <m:t>x</m:t>
+              </m:r>
+              <m:r>
+                <m:rPr>
+                  <m:sty m:val="p"/>
+                </m:rPr>
+                <m:t>−</m:t>
+              </m:r>
+              <m:r>
+                <m:t>h</m:t>
+              </m:r>
               <m:sSup>
                 <m:e>
-                  <m:d>
-                    <m:dPr>
-                      <m:begChr m:val="("/>
-                      <m:sepChr m:val=""/>
-                      <m:endChr m:val=")"/>
-                      <m:grow/>
-                    </m:dPr>
-                    <m:e>
-                      <m:r>
-                        <m:t>x</m:t>
-                      </m:r>
-                      <m:r>
-                        <m:rPr>
-                          <m:sty m:val="p"/>
-                        </m:rPr>
-                        <m:t>−</m:t>
-                      </m:r>
-                      <m:r>
-                        <m:t>h</m:t>
-                      </m:r>
-                    </m:e>
-                  </m:d>
+                  <m:r>
+                    <m:rPr>
+                      <m:sty m:val="p"/>
+                    </m:rPr>
+                    <m:t>)</m:t>
+                  </m:r>
                 </m:e>
                 <m:sup>
                   <m:r>
@@ -4374,28 +4390,30 @@
         <w:t xml:space="preserve"> </w:t>
       </w:r>
       <m:oMath>
-        <m:d>
-          <m:dPr>
-            <m:begChr m:val="("/>
-            <m:sepChr m:val=""/>
-            <m:endChr m:val=")"/>
-            <m:grow/>
-          </m:dPr>
-          <m:e>
-            <m:r>
-              <m:t>h</m:t>
-            </m:r>
-            <m:r>
-              <m:rPr>
-                <m:sty m:val="p"/>
-              </m:rPr>
-              <m:t>,</m:t>
-            </m:r>
-            <m:r>
-              <m:t>k</m:t>
-            </m:r>
-          </m:e>
-        </m:d>
+        <m:r>
+          <m:rPr>
+            <m:sty m:val="p"/>
+          </m:rPr>
+          <m:t>(</m:t>
+        </m:r>
+        <m:r>
+          <m:t>h</m:t>
+        </m:r>
+        <m:r>
+          <m:rPr>
+            <m:sty m:val="p"/>
+          </m:rPr>
+          <m:t>,</m:t>
+        </m:r>
+        <m:r>
+          <m:t>k</m:t>
+        </m:r>
+        <m:r>
+          <m:rPr>
+            <m:sty m:val="p"/>
+          </m:rPr>
+          <m:t>)</m:t>
+        </m:r>
       </m:oMath>
       <w:r>
         <w:t xml:space="preserve"> </w:t>
@@ -4469,37 +4487,39 @@
         <w:t xml:space="preserve"> </w:t>
       </w:r>
       <m:oMath>
-        <m:d>
-          <m:dPr>
-            <m:begChr m:val="("/>
-            <m:sepChr m:val=""/>
-            <m:endChr m:val=")"/>
-            <m:grow/>
-          </m:dPr>
-          <m:e>
-            <m:r>
-              <m:t>h</m:t>
-            </m:r>
-            <m:r>
-              <m:rPr>
-                <m:sty m:val="p"/>
-              </m:rPr>
-              <m:t>+</m:t>
-            </m:r>
-            <m:r>
-              <m:t>a</m:t>
-            </m:r>
-            <m:r>
-              <m:rPr>
-                <m:sty m:val="p"/>
-              </m:rPr>
-              <m:t>,</m:t>
-            </m:r>
-            <m:r>
-              <m:t>k</m:t>
-            </m:r>
-          </m:e>
-        </m:d>
+        <m:r>
+          <m:rPr>
+            <m:sty m:val="p"/>
+          </m:rPr>
+          <m:t>(</m:t>
+        </m:r>
+        <m:r>
+          <m:t>h</m:t>
+        </m:r>
+        <m:r>
+          <m:rPr>
+            <m:sty m:val="p"/>
+          </m:rPr>
+          <m:t>+</m:t>
+        </m:r>
+        <m:r>
+          <m:t>a</m:t>
+        </m:r>
+        <m:r>
+          <m:rPr>
+            <m:sty m:val="p"/>
+          </m:rPr>
+          <m:t>,</m:t>
+        </m:r>
+        <m:r>
+          <m:t>k</m:t>
+        </m:r>
+        <m:r>
+          <m:rPr>
+            <m:sty m:val="p"/>
+          </m:rPr>
+          <m:t>)</m:t>
+        </m:r>
       </m:oMath>
       <w:r>
         <w:t xml:space="preserve"> </w:t>
@@ -4511,37 +4531,39 @@
         <w:t xml:space="preserve"> </w:t>
       </w:r>
       <m:oMath>
-        <m:d>
-          <m:dPr>
-            <m:begChr m:val="("/>
-            <m:sepChr m:val=""/>
-            <m:endChr m:val=")"/>
-            <m:grow/>
-          </m:dPr>
-          <m:e>
-            <m:r>
-              <m:t>h</m:t>
-            </m:r>
-            <m:r>
-              <m:rPr>
-                <m:sty m:val="p"/>
-              </m:rPr>
-              <m:t>−</m:t>
-            </m:r>
-            <m:r>
-              <m:t>a</m:t>
-            </m:r>
-            <m:r>
-              <m:rPr>
-                <m:sty m:val="p"/>
-              </m:rPr>
-              <m:t>,</m:t>
-            </m:r>
-            <m:r>
-              <m:t>k</m:t>
-            </m:r>
-          </m:e>
-        </m:d>
+        <m:r>
+          <m:rPr>
+            <m:sty m:val="p"/>
+          </m:rPr>
+          <m:t>(</m:t>
+        </m:r>
+        <m:r>
+          <m:t>h</m:t>
+        </m:r>
+        <m:r>
+          <m:rPr>
+            <m:sty m:val="p"/>
+          </m:rPr>
+          <m:t>−</m:t>
+        </m:r>
+        <m:r>
+          <m:t>a</m:t>
+        </m:r>
+        <m:r>
+          <m:rPr>
+            <m:sty m:val="p"/>
+          </m:rPr>
+          <m:t>,</m:t>
+        </m:r>
+        <m:r>
+          <m:t>k</m:t>
+        </m:r>
+        <m:r>
+          <m:rPr>
+            <m:sty m:val="p"/>
+          </m:rPr>
+          <m:t>)</m:t>
+        </m:r>
       </m:oMath>
       <w:r>
         <w:br/>
@@ -4569,37 +4591,39 @@
         <w:t xml:space="preserve"> </w:t>
       </w:r>
       <m:oMath>
-        <m:d>
-          <m:dPr>
-            <m:begChr m:val="("/>
-            <m:sepChr m:val=""/>
-            <m:endChr m:val=")"/>
-            <m:grow/>
-          </m:dPr>
-          <m:e>
-            <m:r>
-              <m:t>h</m:t>
-            </m:r>
-            <m:r>
-              <m:rPr>
-                <m:sty m:val="p"/>
-              </m:rPr>
-              <m:t>,</m:t>
-            </m:r>
-            <m:r>
-              <m:t>k</m:t>
-            </m:r>
-            <m:r>
-              <m:rPr>
-                <m:sty m:val="p"/>
-              </m:rPr>
-              <m:t>+</m:t>
-            </m:r>
-            <m:r>
-              <m:t>a</m:t>
-            </m:r>
-          </m:e>
-        </m:d>
+        <m:r>
+          <m:rPr>
+            <m:sty m:val="p"/>
+          </m:rPr>
+          <m:t>(</m:t>
+        </m:r>
+        <m:r>
+          <m:t>h</m:t>
+        </m:r>
+        <m:r>
+          <m:rPr>
+            <m:sty m:val="p"/>
+          </m:rPr>
+          <m:t>,</m:t>
+        </m:r>
+        <m:r>
+          <m:t>k</m:t>
+        </m:r>
+        <m:r>
+          <m:rPr>
+            <m:sty m:val="p"/>
+          </m:rPr>
+          <m:t>+</m:t>
+        </m:r>
+        <m:r>
+          <m:t>a</m:t>
+        </m:r>
+        <m:r>
+          <m:rPr>
+            <m:sty m:val="p"/>
+          </m:rPr>
+          <m:t>)</m:t>
+        </m:r>
       </m:oMath>
       <w:r>
         <w:t xml:space="preserve"> </w:t>
@@ -4611,37 +4635,39 @@
         <w:t xml:space="preserve"> </w:t>
       </w:r>
       <m:oMath>
-        <m:d>
-          <m:dPr>
-            <m:begChr m:val="("/>
-            <m:sepChr m:val=""/>
-            <m:endChr m:val=")"/>
-            <m:grow/>
-          </m:dPr>
-          <m:e>
-            <m:r>
-              <m:t>h</m:t>
-            </m:r>
-            <m:r>
-              <m:rPr>
-                <m:sty m:val="p"/>
-              </m:rPr>
-              <m:t>,</m:t>
-            </m:r>
-            <m:r>
-              <m:t>k</m:t>
-            </m:r>
-            <m:r>
-              <m:rPr>
-                <m:sty m:val="p"/>
-              </m:rPr>
-              <m:t>−</m:t>
-            </m:r>
-            <m:r>
-              <m:t>a</m:t>
-            </m:r>
-          </m:e>
-        </m:d>
+        <m:r>
+          <m:rPr>
+            <m:sty m:val="p"/>
+          </m:rPr>
+          <m:t>(</m:t>
+        </m:r>
+        <m:r>
+          <m:t>h</m:t>
+        </m:r>
+        <m:r>
+          <m:rPr>
+            <m:sty m:val="p"/>
+          </m:rPr>
+          <m:t>,</m:t>
+        </m:r>
+        <m:r>
+          <m:t>k</m:t>
+        </m:r>
+        <m:r>
+          <m:rPr>
+            <m:sty m:val="p"/>
+          </m:rPr>
+          <m:t>−</m:t>
+        </m:r>
+        <m:r>
+          <m:t>a</m:t>
+        </m:r>
+        <m:r>
+          <m:rPr>
+            <m:sty m:val="p"/>
+          </m:rPr>
+          <m:t>)</m:t>
+        </m:r>
       </m:oMath>
       <w:r>
         <w:br/>
@@ -4795,18 +4821,18 @@
                 <wp:inline>
                   <wp:extent cx="152400" cy="152400"/>
                   <wp:effectExtent b="0" l="0" r="0" t="0"/>
-                  <wp:docPr descr="" title="" id="44" name="Picture"/>
+                  <wp:docPr descr="" title="" id="33" name="Picture"/>
                   <a:graphic>
                     <a:graphicData uri="http://schemas.openxmlformats.org/drawingml/2006/picture">
                       <pic:pic>
                         <pic:nvPicPr>
-                          <pic:cNvPr descr="/Applications/quarto/share/formats/docx/note.png" id="45" name="Picture"/>
+                          <pic:cNvPr descr="/Applications/quarto/share/formats/docx/note.png" id="34" name="Picture"/>
                           <pic:cNvPicPr>
                             <a:picLocks noChangeArrowheads="1" noChangeAspect="1"/>
                           </pic:cNvPicPr>
                         </pic:nvPicPr>
                         <pic:blipFill>
-                          <a:blip r:embed="rId22"/>
+                          <a:blip r:embed="rId11"/>
                           <a:stretch>
                             <a:fillRect/>
                           </a:stretch>
@@ -4879,31 +4905,7 @@
               <w:t xml:space="preserve"> </w:t>
             </w:r>
             <w:r>
-              <w:t xml:space="preserve">determine how</w:t>
-            </w:r>
-            <w:r>
-              <w:t xml:space="preserve"> </w:t>
-            </w:r>
-            <w:r>
-              <w:t xml:space="preserve">“open”</w:t>
-            </w:r>
-            <w:r>
-              <w:t xml:space="preserve"> </w:t>
-            </w:r>
-            <w:r>
-              <w:t xml:space="preserve">or</w:t>
-            </w:r>
-            <w:r>
-              <w:t xml:space="preserve"> </w:t>
-            </w:r>
-            <w:r>
-              <w:t xml:space="preserve">“narrow”</w:t>
-            </w:r>
-            <w:r>
-              <w:t xml:space="preserve"> </w:t>
-            </w:r>
-            <w:r>
-              <w:t xml:space="preserve">the hyperbola appears.</w:t>
+              <w:t xml:space="preserve">determine how “open” or “narrow” the hyperbola appears.</w:t>
             </w:r>
             <w:r>
               <w:br/>
@@ -4961,19 +4963,7 @@
               <w:t xml:space="preserve"> </w:t>
             </w:r>
             <w:r>
-              <w:t xml:space="preserve">pass through the centre and give the shape of the hyperbola its characteristic</w:t>
-            </w:r>
-            <w:r>
-              <w:t xml:space="preserve"> </w:t>
-            </w:r>
-            <w:r>
-              <w:t xml:space="preserve">“X”</w:t>
-            </w:r>
-            <w:r>
-              <w:t xml:space="preserve"> </w:t>
-            </w:r>
-            <w:r>
-              <w:t xml:space="preserve">frame.</w:t>
+              <w:t xml:space="preserve">pass through the centre and give the shape of the hyperbola its characteristic “X” frame.</w:t>
             </w:r>
           </w:p>
           <w:p>
@@ -5035,28 +5025,30 @@
                     </m:r>
                   </m:den>
                 </m:f>
-                <m:d>
-                  <m:dPr>
-                    <m:begChr m:val="("/>
-                    <m:sepChr m:val=""/>
-                    <m:endChr m:val=")"/>
-                    <m:grow/>
-                  </m:dPr>
-                  <m:e>
-                    <m:r>
-                      <m:t>x</m:t>
-                    </m:r>
-                    <m:r>
-                      <m:rPr>
-                        <m:sty m:val="p"/>
-                      </m:rPr>
-                      <m:t>−</m:t>
-                    </m:r>
-                    <m:r>
-                      <m:t>h</m:t>
-                    </m:r>
-                  </m:e>
-                </m:d>
+                <m:r>
+                  <m:rPr>
+                    <m:sty m:val="p"/>
+                  </m:rPr>
+                  <m:t>(</m:t>
+                </m:r>
+                <m:r>
+                  <m:t>x</m:t>
+                </m:r>
+                <m:r>
+                  <m:rPr>
+                    <m:sty m:val="p"/>
+                  </m:rPr>
+                  <m:t>−</m:t>
+                </m:r>
+                <m:r>
+                  <m:t>h</m:t>
+                </m:r>
+                <m:r>
+                  <m:rPr>
+                    <m:sty m:val="p"/>
+                  </m:rPr>
+                  <m:t>)</m:t>
+                </m:r>
               </m:oMath>
             </m:oMathPara>
           </w:p>
@@ -5122,28 +5114,30 @@
                     </m:r>
                   </m:den>
                 </m:f>
-                <m:d>
-                  <m:dPr>
-                    <m:begChr m:val="("/>
-                    <m:sepChr m:val=""/>
-                    <m:endChr m:val=")"/>
-                    <m:grow/>
-                  </m:dPr>
-                  <m:e>
-                    <m:r>
-                      <m:t>x</m:t>
-                    </m:r>
-                    <m:r>
-                      <m:rPr>
-                        <m:sty m:val="p"/>
-                      </m:rPr>
-                      <m:t>−</m:t>
-                    </m:r>
-                    <m:r>
-                      <m:t>h</m:t>
-                    </m:r>
-                  </m:e>
-                </m:d>
+                <m:r>
+                  <m:rPr>
+                    <m:sty m:val="p"/>
+                  </m:rPr>
+                  <m:t>(</m:t>
+                </m:r>
+                <m:r>
+                  <m:t>x</m:t>
+                </m:r>
+                <m:r>
+                  <m:rPr>
+                    <m:sty m:val="p"/>
+                  </m:rPr>
+                  <m:t>−</m:t>
+                </m:r>
+                <m:r>
+                  <m:t>h</m:t>
+                </m:r>
+                <m:r>
+                  <m:rPr>
+                    <m:sty m:val="p"/>
+                  </m:rPr>
+                  <m:t>)</m:t>
+                </m:r>
               </m:oMath>
             </m:oMathPara>
           </w:p>
@@ -5151,9 +5145,9 @@
         </w:tc>
       </w:tr>
     </w:tbl>
-    <w:bookmarkEnd w:id="46"/>
-    <w:bookmarkEnd w:id="47"/>
-    <w:bookmarkStart w:id="52" w:name="working-through-examples"/>
+    <w:bookmarkEnd w:id="35"/>
+    <w:bookmarkEnd w:id="36"/>
+    <w:bookmarkStart w:id="41" w:name="working-through-examples"/>
     <w:p>
       <w:pPr>
         <w:pStyle w:val="Heading1"/>
@@ -5256,18 +5250,18 @@
                 <wp:inline>
                   <wp:extent cx="152400" cy="152400"/>
                   <wp:effectExtent b="0" l="0" r="0" t="0"/>
-                  <wp:docPr descr="" title="" id="48" name="Picture"/>
+                  <wp:docPr descr="" title="" id="37" name="Picture"/>
                   <a:graphic>
                     <a:graphicData uri="http://schemas.openxmlformats.org/drawingml/2006/picture">
                       <pic:pic>
                         <pic:nvPicPr>
-                          <pic:cNvPr descr="/Applications/quarto/share/formats/docx/note.png" id="49" name="Picture"/>
+                          <pic:cNvPr descr="/Applications/quarto/share/formats/docx/note.png" id="38" name="Picture"/>
                           <pic:cNvPicPr>
                             <a:picLocks noChangeArrowheads="1" noChangeAspect="1"/>
                           </pic:cNvPicPr>
                         </pic:nvPicPr>
                         <pic:blipFill>
-                          <a:blip r:embed="rId22"/>
+                          <a:blip r:embed="rId11"/>
                           <a:stretch>
                             <a:fillRect/>
                           </a:stretch>
@@ -5684,32 +5678,36 @@
                 <m:r>
                   <m:t>4</m:t>
                 </m:r>
-                <m:d>
-                  <m:dPr>
-                    <m:begChr m:val="("/>
-                    <m:sepChr m:val=""/>
-                    <m:endChr m:val=")"/>
-                    <m:grow/>
-                  </m:dPr>
-                  <m:e>
-                    <m:r>
-                      <m:t>1</m:t>
-                    </m:r>
-                  </m:e>
-                </m:d>
-                <m:d>
-                  <m:dPr>
-                    <m:begChr m:val="("/>
-                    <m:sepChr m:val=""/>
-                    <m:endChr m:val=")"/>
-                    <m:grow/>
-                  </m:dPr>
-                  <m:e>
-                    <m:r>
-                      <m:t>1</m:t>
-                    </m:r>
-                  </m:e>
-                </m:d>
+                <m:r>
+                  <m:rPr>
+                    <m:sty m:val="p"/>
+                  </m:rPr>
+                  <m:t>(</m:t>
+                </m:r>
+                <m:r>
+                  <m:t>1</m:t>
+                </m:r>
+                <m:r>
+                  <m:rPr>
+                    <m:sty m:val="p"/>
+                  </m:rPr>
+                  <m:t>)</m:t>
+                </m:r>
+                <m:r>
+                  <m:rPr>
+                    <m:sty m:val="p"/>
+                  </m:rPr>
+                  <m:t>(</m:t>
+                </m:r>
+                <m:r>
+                  <m:t>1</m:t>
+                </m:r>
+                <m:r>
+                  <m:rPr>
+                    <m:sty m:val="p"/>
+                  </m:rPr>
+                  <m:t>)</m:t>
+                </m:r>
                 <m:r>
                   <m:rPr>
                     <m:sty m:val="p"/>
@@ -5810,80 +5808,84 @@
                 <m:jc m:val="center"/>
               </m:oMathParaPr>
               <m:oMath>
-                <m:d>
-                  <m:dPr>
-                    <m:begChr m:val="("/>
-                    <m:sepChr m:val=""/>
-                    <m:endChr m:val=")"/>
-                    <m:grow/>
-                  </m:dPr>
+                <m:r>
+                  <m:rPr>
+                    <m:sty m:val="p"/>
+                  </m:rPr>
+                  <m:t>(</m:t>
+                </m:r>
+                <m:sSup>
                   <m:e>
-                    <m:sSup>
-                      <m:e>
-                        <m:r>
-                          <m:t>x</m:t>
-                        </m:r>
-                      </m:e>
-                      <m:sup>
-                        <m:r>
-                          <m:t>2</m:t>
-                        </m:r>
-                      </m:sup>
-                    </m:sSup>
-                    <m:r>
-                      <m:rPr>
-                        <m:sty m:val="p"/>
-                      </m:rPr>
-                      <m:t>−</m:t>
-                    </m:r>
-                    <m:r>
-                      <m:t>4</m:t>
-                    </m:r>
                     <m:r>
                       <m:t>x</m:t>
                     </m:r>
                   </m:e>
-                </m:d>
+                  <m:sup>
+                    <m:r>
+                      <m:t>2</m:t>
+                    </m:r>
+                  </m:sup>
+                </m:sSup>
+                <m:r>
+                  <m:rPr>
+                    <m:sty m:val="p"/>
+                  </m:rPr>
+                  <m:t>−</m:t>
+                </m:r>
+                <m:r>
+                  <m:t>4</m:t>
+                </m:r>
+                <m:r>
+                  <m:t>x</m:t>
+                </m:r>
+                <m:r>
+                  <m:rPr>
+                    <m:sty m:val="p"/>
+                  </m:rPr>
+                  <m:t>)</m:t>
+                </m:r>
                 <m:r>
                   <m:rPr>
                     <m:sty m:val="p"/>
                   </m:rPr>
                   <m:t>+</m:t>
                 </m:r>
-                <m:d>
-                  <m:dPr>
-                    <m:begChr m:val="("/>
-                    <m:sepChr m:val=""/>
-                    <m:endChr m:val=")"/>
-                    <m:grow/>
-                  </m:dPr>
+                <m:r>
+                  <m:rPr>
+                    <m:sty m:val="p"/>
+                  </m:rPr>
+                  <m:t>(</m:t>
+                </m:r>
+                <m:sSup>
                   <m:e>
-                    <m:sSup>
-                      <m:e>
-                        <m:r>
-                          <m:t>y</m:t>
-                        </m:r>
-                      </m:e>
-                      <m:sup>
-                        <m:r>
-                          <m:t>2</m:t>
-                        </m:r>
-                      </m:sup>
-                    </m:sSup>
-                    <m:r>
-                      <m:rPr>
-                        <m:sty m:val="p"/>
-                      </m:rPr>
-                      <m:t>+</m:t>
-                    </m:r>
-                    <m:r>
-                      <m:t>6</m:t>
-                    </m:r>
                     <m:r>
                       <m:t>y</m:t>
                     </m:r>
                   </m:e>
-                </m:d>
+                  <m:sup>
+                    <m:r>
+                      <m:t>2</m:t>
+                    </m:r>
+                  </m:sup>
+                </m:sSup>
+                <m:r>
+                  <m:rPr>
+                    <m:sty m:val="p"/>
+                  </m:rPr>
+                  <m:t>+</m:t>
+                </m:r>
+                <m:r>
+                  <m:t>6</m:t>
+                </m:r>
+                <m:r>
+                  <m:t>y</m:t>
+                </m:r>
+                <m:r>
+                  <m:rPr>
+                    <m:sty m:val="p"/>
+                  </m:rPr>
+                  <m:t>)</m:t>
+                </m:r>
                 <m:r>
                   <m:rPr>
                     <m:sty m:val="p"/>
@@ -5952,30 +5954,32 @@
                   </m:rPr>
                   <m:t>=</m:t>
                 </m:r>
+                <m:r>
+                  <m:rPr>
+                    <m:sty m:val="p"/>
+                  </m:rPr>
+                  <m:t>(</m:t>
+                </m:r>
+                <m:r>
+                  <m:t>x</m:t>
+                </m:r>
+                <m:r>
+                  <m:rPr>
+                    <m:sty m:val="p"/>
+                  </m:rPr>
+                  <m:t>−</m:t>
+                </m:r>
+                <m:r>
+                  <m:t>2</m:t>
+                </m:r>
                 <m:sSup>
                   <m:e>
-                    <m:d>
-                      <m:dPr>
-                        <m:begChr m:val="("/>
-                        <m:sepChr m:val=""/>
-                        <m:endChr m:val=")"/>
-                        <m:grow/>
-                      </m:dPr>
-                      <m:e>
-                        <m:r>
-                          <m:t>x</m:t>
-                        </m:r>
-                        <m:r>
-                          <m:rPr>
-                            <m:sty m:val="p"/>
-                          </m:rPr>
-                          <m:t>−</m:t>
-                        </m:r>
-                        <m:r>
-                          <m:t>2</m:t>
-                        </m:r>
-                      </m:e>
-                    </m:d>
+                    <m:r>
+                      <m:rPr>
+                        <m:sty m:val="p"/>
+                      </m:rPr>
+                      <m:t>)</m:t>
+                    </m:r>
                   </m:e>
                   <m:sup>
                     <m:r>
@@ -6031,30 +6035,32 @@
                   </m:rPr>
                   <m:t>=</m:t>
                 </m:r>
+                <m:r>
+                  <m:rPr>
+                    <m:sty m:val="p"/>
+                  </m:rPr>
+                  <m:t>(</m:t>
+                </m:r>
+                <m:r>
+                  <m:t>y</m:t>
+                </m:r>
+                <m:r>
+                  <m:rPr>
+                    <m:sty m:val="p"/>
+                  </m:rPr>
+                  <m:t>+</m:t>
+                </m:r>
+                <m:r>
+                  <m:t>3</m:t>
+                </m:r>
                 <m:sSup>
                   <m:e>
-                    <m:d>
-                      <m:dPr>
-                        <m:begChr m:val="("/>
-                        <m:sepChr m:val=""/>
-                        <m:endChr m:val=")"/>
-                        <m:grow/>
-                      </m:dPr>
-                      <m:e>
-                        <m:r>
-                          <m:t>y</m:t>
-                        </m:r>
-                        <m:r>
-                          <m:rPr>
-                            <m:sty m:val="p"/>
-                          </m:rPr>
-                          <m:t>+</m:t>
-                        </m:r>
-                        <m:r>
-                          <m:t>3</m:t>
-                        </m:r>
-                      </m:e>
-                    </m:d>
+                    <m:r>
+                      <m:rPr>
+                        <m:sty m:val="p"/>
+                      </m:rPr>
+                      <m:t>)</m:t>
+                    </m:r>
                   </m:e>
                   <m:sup>
                     <m:r>
@@ -6082,30 +6088,32 @@
                 <m:jc m:val="center"/>
               </m:oMathParaPr>
               <m:oMath>
+                <m:r>
+                  <m:rPr>
+                    <m:sty m:val="p"/>
+                  </m:rPr>
+                  <m:t>(</m:t>
+                </m:r>
+                <m:r>
+                  <m:t>x</m:t>
+                </m:r>
+                <m:r>
+                  <m:rPr>
+                    <m:sty m:val="p"/>
+                  </m:rPr>
+                  <m:t>−</m:t>
+                </m:r>
+                <m:r>
+                  <m:t>2</m:t>
+                </m:r>
                 <m:sSup>
                   <m:e>
-                    <m:d>
-                      <m:dPr>
-                        <m:begChr m:val="("/>
-                        <m:sepChr m:val=""/>
-                        <m:endChr m:val=")"/>
-                        <m:grow/>
-                      </m:dPr>
-                      <m:e>
-                        <m:r>
-                          <m:t>x</m:t>
-                        </m:r>
-                        <m:r>
-                          <m:rPr>
-                            <m:sty m:val="p"/>
-                          </m:rPr>
-                          <m:t>−</m:t>
-                        </m:r>
-                        <m:r>
-                          <m:t>2</m:t>
-                        </m:r>
-                      </m:e>
-                    </m:d>
+                    <m:r>
+                      <m:rPr>
+                        <m:sty m:val="p"/>
+                      </m:rPr>
+                      <m:t>)</m:t>
+                    </m:r>
                   </m:e>
                   <m:sup>
                     <m:r>
@@ -6119,30 +6127,32 @@
                   </m:rPr>
                   <m:t>+</m:t>
                 </m:r>
+                <m:r>
+                  <m:rPr>
+                    <m:sty m:val="p"/>
+                  </m:rPr>
+                  <m:t>(</m:t>
+                </m:r>
+                <m:r>
+                  <m:t>y</m:t>
+                </m:r>
+                <m:r>
+                  <m:rPr>
+                    <m:sty m:val="p"/>
+                  </m:rPr>
+                  <m:t>+</m:t>
+                </m:r>
+                <m:r>
+                  <m:t>3</m:t>
+                </m:r>
                 <m:sSup>
                   <m:e>
-                    <m:d>
-                      <m:dPr>
-                        <m:begChr m:val="("/>
-                        <m:sepChr m:val=""/>
-                        <m:endChr m:val=")"/>
-                        <m:grow/>
-                      </m:dPr>
-                      <m:e>
-                        <m:r>
-                          <m:t>y</m:t>
-                        </m:r>
-                        <m:r>
-                          <m:rPr>
-                            <m:sty m:val="p"/>
-                          </m:rPr>
-                          <m:t>+</m:t>
-                        </m:r>
-                        <m:r>
-                          <m:t>3</m:t>
-                        </m:r>
-                      </m:e>
-                    </m:d>
+                    <m:r>
+                      <m:rPr>
+                        <m:sty m:val="p"/>
+                      </m:rPr>
+                      <m:t>)</m:t>
+                    </m:r>
                   </m:e>
                   <m:sup>
                     <m:r>
@@ -6190,34 +6200,36 @@
                   </m:rPr>
                   <m:t>Centre: </m:t>
                 </m:r>
-                <m:d>
-                  <m:dPr>
-                    <m:begChr m:val="("/>
-                    <m:sepChr m:val=""/>
-                    <m:endChr m:val=")"/>
-                    <m:grow/>
-                  </m:dPr>
-                  <m:e>
-                    <m:r>
-                      <m:t>2</m:t>
-                    </m:r>
-                    <m:r>
-                      <m:rPr>
-                        <m:sty m:val="p"/>
-                      </m:rPr>
-                      <m:t>,</m:t>
-                    </m:r>
-                    <m:r>
-                      <m:rPr>
-                        <m:sty m:val="p"/>
-                      </m:rPr>
-                      <m:t>−</m:t>
-                    </m:r>
-                    <m:r>
-                      <m:t>3</m:t>
-                    </m:r>
-                  </m:e>
-                </m:d>
+                <m:r>
+                  <m:rPr>
+                    <m:sty m:val="p"/>
+                  </m:rPr>
+                  <m:t>(</m:t>
+                </m:r>
+                <m:r>
+                  <m:t>2</m:t>
+                </m:r>
+                <m:r>
+                  <m:rPr>
+                    <m:sty m:val="p"/>
+                  </m:rPr>
+                  <m:t>,</m:t>
+                </m:r>
+                <m:r>
+                  <m:rPr>
+                    <m:sty m:val="p"/>
+                  </m:rPr>
+                  <m:t>−</m:t>
+                </m:r>
+                <m:r>
+                  <m:t>3</m:t>
+                </m:r>
+                <m:r>
+                  <m:rPr>
+                    <m:sty m:val="p"/>
+                  </m:rPr>
+                  <m:t>)</m:t>
+                </m:r>
                 <m:r>
                   <m:rPr>
                     <m:sty m:val="p"/>
@@ -6322,18 +6334,18 @@
                 <wp:inline>
                   <wp:extent cx="152400" cy="152400"/>
                   <wp:effectExtent b="0" l="0" r="0" t="0"/>
-                  <wp:docPr descr="" title="" id="50" name="Picture"/>
+                  <wp:docPr descr="" title="" id="39" name="Picture"/>
                   <a:graphic>
                     <a:graphicData uri="http://schemas.openxmlformats.org/drawingml/2006/picture">
                       <pic:pic>
                         <pic:nvPicPr>
-                          <pic:cNvPr descr="/Applications/quarto/share/formats/docx/note.png" id="51" name="Picture"/>
+                          <pic:cNvPr descr="/Applications/quarto/share/formats/docx/note.png" id="40" name="Picture"/>
                           <pic:cNvPicPr>
                             <a:picLocks noChangeArrowheads="1" noChangeAspect="1"/>
                           </pic:cNvPicPr>
                         </pic:nvPicPr>
                         <pic:blipFill>
-                          <a:blip r:embed="rId22"/>
+                          <a:blip r:embed="rId11"/>
                           <a:stretch>
                             <a:fillRect/>
                           </a:stretch>
@@ -6625,38 +6637,42 @@
                 <m:r>
                   <m:t>4</m:t>
                 </m:r>
-                <m:d>
-                  <m:dPr>
-                    <m:begChr m:val="("/>
-                    <m:sepChr m:val=""/>
-                    <m:endChr m:val=")"/>
-                    <m:grow/>
-                  </m:dPr>
-                  <m:e>
-                    <m:r>
-                      <m:t>9</m:t>
-                    </m:r>
-                  </m:e>
-                </m:d>
-                <m:d>
-                  <m:dPr>
-                    <m:begChr m:val="("/>
-                    <m:sepChr m:val=""/>
-                    <m:endChr m:val=")"/>
-                    <m:grow/>
-                  </m:dPr>
-                  <m:e>
-                    <m:r>
-                      <m:rPr>
-                        <m:sty m:val="p"/>
-                      </m:rPr>
-                      <m:t>−</m:t>
-                    </m:r>
-                    <m:r>
-                      <m:t>16</m:t>
-                    </m:r>
-                  </m:e>
-                </m:d>
+                <m:r>
+                  <m:rPr>
+                    <m:sty m:val="p"/>
+                  </m:rPr>
+                  <m:t>(</m:t>
+                </m:r>
+                <m:r>
+                  <m:t>9</m:t>
+                </m:r>
+                <m:r>
+                  <m:rPr>
+                    <m:sty m:val="p"/>
+                  </m:rPr>
+                  <m:t>)</m:t>
+                </m:r>
+                <m:r>
+                  <m:rPr>
+                    <m:sty m:val="p"/>
+                  </m:rPr>
+                  <m:t>(</m:t>
+                </m:r>
+                <m:r>
+                  <m:rPr>
+                    <m:sty m:val="p"/>
+                  </m:rPr>
+                  <m:t>−</m:t>
+                </m:r>
+                <m:r>
+                  <m:t>16</m:t>
+                </m:r>
+                <m:r>
+                  <m:rPr>
+                    <m:sty m:val="p"/>
+                  </m:rPr>
+                  <m:t>)</m:t>
+                </m:r>
                 <m:r>
                   <m:rPr>
                     <m:sty m:val="p"/>
@@ -6730,40 +6746,24 @@
                 <m:r>
                   <m:t>9</m:t>
                 </m:r>
-                <m:d>
-                  <m:dPr>
-                    <m:begChr m:val="("/>
-                    <m:sepChr m:val=""/>
-                    <m:endChr m:val=")"/>
-                    <m:grow/>
-                  </m:dPr>
+                <m:r>
+                  <m:rPr>
+                    <m:sty m:val="p"/>
+                  </m:rPr>
+                  <m:t>(</m:t>
+                </m:r>
+                <m:sSup>
                   <m:e>
-                    <m:sSup>
-                      <m:e>
-                        <m:r>
-                          <m:t>x</m:t>
-                        </m:r>
-                      </m:e>
-                      <m:sup>
-                        <m:r>
-                          <m:t>2</m:t>
-                        </m:r>
-                      </m:sup>
-                    </m:sSup>
-                    <m:r>
-                      <m:rPr>
-                        <m:sty m:val="p"/>
-                      </m:rPr>
-                      <m:t>−</m:t>
-                    </m:r>
-                    <m:r>
-                      <m:t>4</m:t>
-                    </m:r>
                     <m:r>
                       <m:t>x</m:t>
                     </m:r>
                   </m:e>
-                </m:d>
+                  <m:sup>
+                    <m:r>
+                      <m:t>2</m:t>
+                    </m:r>
+                  </m:sup>
+                </m:sSup>
                 <m:r>
                   <m:rPr>
                     <m:sty m:val="p"/>
@@ -6771,42 +6771,62 @@
                   <m:t>−</m:t>
                 </m:r>
                 <m:r>
+                  <m:t>4</m:t>
+                </m:r>
+                <m:r>
+                  <m:t>x</m:t>
+                </m:r>
+                <m:r>
+                  <m:rPr>
+                    <m:sty m:val="p"/>
+                  </m:rPr>
+                  <m:t>)</m:t>
+                </m:r>
+                <m:r>
+                  <m:rPr>
+                    <m:sty m:val="p"/>
+                  </m:rPr>
+                  <m:t>−</m:t>
+                </m:r>
+                <m:r>
                   <m:t>16</m:t>
                 </m:r>
-                <m:d>
-                  <m:dPr>
-                    <m:begChr m:val="("/>
-                    <m:sepChr m:val=""/>
-                    <m:endChr m:val=")"/>
-                    <m:grow/>
-                  </m:dPr>
+                <m:r>
+                  <m:rPr>
+                    <m:sty m:val="p"/>
+                  </m:rPr>
+                  <m:t>(</m:t>
+                </m:r>
+                <m:sSup>
                   <m:e>
-                    <m:sSup>
-                      <m:e>
-                        <m:r>
-                          <m:t>y</m:t>
-                        </m:r>
-                      </m:e>
-                      <m:sup>
-                        <m:r>
-                          <m:t>2</m:t>
-                        </m:r>
-                      </m:sup>
-                    </m:sSup>
-                    <m:r>
-                      <m:rPr>
-                        <m:sty m:val="p"/>
-                      </m:rPr>
-                      <m:t>−</m:t>
-                    </m:r>
-                    <m:r>
-                      <m:t>4</m:t>
-                    </m:r>
                     <m:r>
                       <m:t>y</m:t>
                     </m:r>
                   </m:e>
-                </m:d>
+                  <m:sup>
+                    <m:r>
+                      <m:t>2</m:t>
+                    </m:r>
+                  </m:sup>
+                </m:sSup>
+                <m:r>
+                  <m:rPr>
+                    <m:sty m:val="p"/>
+                  </m:rPr>
+                  <m:t>−</m:t>
+                </m:r>
+                <m:r>
+                  <m:t>4</m:t>
+                </m:r>
+                <m:r>
+                  <m:t>y</m:t>
+                </m:r>
+                <m:r>
+                  <m:rPr>
+                    <m:sty m:val="p"/>
+                  </m:rPr>
+                  <m:t>)</m:t>
+                </m:r>
                 <m:r>
                   <m:rPr>
                     <m:sty m:val="p"/>
@@ -6875,30 +6895,32 @@
                   </m:rPr>
                   <m:t>=</m:t>
                 </m:r>
+                <m:r>
+                  <m:rPr>
+                    <m:sty m:val="p"/>
+                  </m:rPr>
+                  <m:t>(</m:t>
+                </m:r>
+                <m:r>
+                  <m:t>x</m:t>
+                </m:r>
+                <m:r>
+                  <m:rPr>
+                    <m:sty m:val="p"/>
+                  </m:rPr>
+                  <m:t>−</m:t>
+                </m:r>
+                <m:r>
+                  <m:t>2</m:t>
+                </m:r>
                 <m:sSup>
                   <m:e>
-                    <m:d>
-                      <m:dPr>
-                        <m:begChr m:val="("/>
-                        <m:sepChr m:val=""/>
-                        <m:endChr m:val=")"/>
-                        <m:grow/>
-                      </m:dPr>
-                      <m:e>
-                        <m:r>
-                          <m:t>x</m:t>
-                        </m:r>
-                        <m:r>
-                          <m:rPr>
-                            <m:sty m:val="p"/>
-                          </m:rPr>
-                          <m:t>−</m:t>
-                        </m:r>
-                        <m:r>
-                          <m:t>2</m:t>
-                        </m:r>
-                      </m:e>
-                    </m:d>
+                    <m:r>
+                      <m:rPr>
+                        <m:sty m:val="p"/>
+                      </m:rPr>
+                      <m:t>)</m:t>
+                    </m:r>
                   </m:e>
                   <m:sup>
                     <m:r>
@@ -6954,30 +6976,32 @@
                   </m:rPr>
                   <m:t>=</m:t>
                 </m:r>
+                <m:r>
+                  <m:rPr>
+                    <m:sty m:val="p"/>
+                  </m:rPr>
+                  <m:t>(</m:t>
+                </m:r>
+                <m:r>
+                  <m:t>y</m:t>
+                </m:r>
+                <m:r>
+                  <m:rPr>
+                    <m:sty m:val="p"/>
+                  </m:rPr>
+                  <m:t>−</m:t>
+                </m:r>
+                <m:r>
+                  <m:t>2</m:t>
+                </m:r>
                 <m:sSup>
                   <m:e>
-                    <m:d>
-                      <m:dPr>
-                        <m:begChr m:val="("/>
-                        <m:sepChr m:val=""/>
-                        <m:endChr m:val=")"/>
-                        <m:grow/>
-                      </m:dPr>
-                      <m:e>
-                        <m:r>
-                          <m:t>y</m:t>
-                        </m:r>
-                        <m:r>
-                          <m:rPr>
-                            <m:sty m:val="p"/>
-                          </m:rPr>
-                          <m:t>−</m:t>
-                        </m:r>
-                        <m:r>
-                          <m:t>2</m:t>
-                        </m:r>
-                      </m:e>
-                    </m:d>
+                    <m:r>
+                      <m:rPr>
+                        <m:sty m:val="p"/>
+                      </m:rPr>
+                      <m:t>)</m:t>
+                    </m:r>
                   </m:e>
                   <m:sup>
                     <m:r>
@@ -7008,56 +7032,45 @@
                 <m:r>
                   <m:t>9</m:t>
                 </m:r>
-                <m:d>
-                  <m:dPr>
-                    <m:begChr m:val="("/>
-                    <m:sepChr m:val=""/>
-                    <m:endChr m:val=")"/>
-                    <m:grow/>
-                  </m:dPr>
+                <m:r>
+                  <m:rPr>
+                    <m:sty m:val="p"/>
+                  </m:rPr>
+                  <m:t>(</m:t>
+                </m:r>
+                <m:r>
+                  <m:rPr>
+                    <m:sty m:val="p"/>
+                  </m:rPr>
+                  <m:t>(</m:t>
+                </m:r>
+                <m:r>
+                  <m:t>x</m:t>
+                </m:r>
+                <m:r>
+                  <m:rPr>
+                    <m:sty m:val="p"/>
+                  </m:rPr>
+                  <m:t>−</m:t>
+                </m:r>
+                <m:r>
+                  <m:t>2</m:t>
+                </m:r>
+                <m:sSup>
                   <m:e>
-                    <m:sSup>
-                      <m:e>
-                        <m:d>
-                          <m:dPr>
-                            <m:begChr m:val="("/>
-                            <m:sepChr m:val=""/>
-                            <m:endChr m:val=")"/>
-                            <m:grow/>
-                          </m:dPr>
-                          <m:e>
-                            <m:r>
-                              <m:t>x</m:t>
-                            </m:r>
-                            <m:r>
-                              <m:rPr>
-                                <m:sty m:val="p"/>
-                              </m:rPr>
-                              <m:t>−</m:t>
-                            </m:r>
-                            <m:r>
-                              <m:t>2</m:t>
-                            </m:r>
-                          </m:e>
-                        </m:d>
-                      </m:e>
-                      <m:sup>
-                        <m:r>
-                          <m:t>2</m:t>
-                        </m:r>
-                      </m:sup>
-                    </m:sSup>
                     <m:r>
                       <m:rPr>
                         <m:sty m:val="p"/>
                       </m:rPr>
-                      <m:t>−</m:t>
-                    </m:r>
-                    <m:r>
-                      <m:t>4</m:t>
+                      <m:t>)</m:t>
                     </m:r>
                   </m:e>
-                </m:d>
+                  <m:sup>
+                    <m:r>
+                      <m:t>2</m:t>
+                    </m:r>
+                  </m:sup>
+                </m:sSup>
                 <m:r>
                   <m:rPr>
                     <m:sty m:val="p"/>
@@ -7065,58 +7078,77 @@
                   <m:t>−</m:t>
                 </m:r>
                 <m:r>
+                  <m:t>4</m:t>
+                </m:r>
+                <m:r>
+                  <m:rPr>
+                    <m:sty m:val="p"/>
+                  </m:rPr>
+                  <m:t>)</m:t>
+                </m:r>
+                <m:r>
+                  <m:rPr>
+                    <m:sty m:val="p"/>
+                  </m:rPr>
+                  <m:t>−</m:t>
+                </m:r>
+                <m:r>
                   <m:t>16</m:t>
                 </m:r>
-                <m:d>
-                  <m:dPr>
-                    <m:begChr m:val="("/>
-                    <m:sepChr m:val=""/>
-                    <m:endChr m:val=")"/>
-                    <m:grow/>
-                  </m:dPr>
+                <m:r>
+                  <m:rPr>
+                    <m:sty m:val="p"/>
+                  </m:rPr>
+                  <m:t>(</m:t>
+                </m:r>
+                <m:r>
+                  <m:rPr>
+                    <m:sty m:val="p"/>
+                  </m:rPr>
+                  <m:t>(</m:t>
+                </m:r>
+                <m:r>
+                  <m:t>y</m:t>
+                </m:r>
+                <m:r>
+                  <m:rPr>
+                    <m:sty m:val="p"/>
+                  </m:rPr>
+                  <m:t>−</m:t>
+                </m:r>
+                <m:r>
+                  <m:t>2</m:t>
+                </m:r>
+                <m:sSup>
                   <m:e>
-                    <m:sSup>
-                      <m:e>
-                        <m:d>
-                          <m:dPr>
-                            <m:begChr m:val="("/>
-                            <m:sepChr m:val=""/>
-                            <m:endChr m:val=")"/>
-                            <m:grow/>
-                          </m:dPr>
-                          <m:e>
-                            <m:r>
-                              <m:t>y</m:t>
-                            </m:r>
-                            <m:r>
-                              <m:rPr>
-                                <m:sty m:val="p"/>
-                              </m:rPr>
-                              <m:t>−</m:t>
-                            </m:r>
-                            <m:r>
-                              <m:t>2</m:t>
-                            </m:r>
-                          </m:e>
-                        </m:d>
-                      </m:e>
-                      <m:sup>
-                        <m:r>
-                          <m:t>2</m:t>
-                        </m:r>
-                      </m:sup>
-                    </m:sSup>
                     <m:r>
                       <m:rPr>
                         <m:sty m:val="p"/>
                       </m:rPr>
-                      <m:t>−</m:t>
-                    </m:r>
-                    <m:r>
-                      <m:t>4</m:t>
+                      <m:t>)</m:t>
                     </m:r>
                   </m:e>
-                </m:d>
+                  <m:sup>
+                    <m:r>
+                      <m:t>2</m:t>
+                    </m:r>
+                  </m:sup>
+                </m:sSup>
+                <m:r>
+                  <m:rPr>
+                    <m:sty m:val="p"/>
+                  </m:rPr>
+                  <m:t>−</m:t>
+                </m:r>
+                <m:r>
+                  <m:t>4</m:t>
+                </m:r>
+                <m:r>
+                  <m:rPr>
+                    <m:sty m:val="p"/>
+                  </m:rPr>
+                  <m:t>)</m:t>
+                </m:r>
                 <m:r>
                   <m:rPr>
                     <m:sty m:val="p"/>
@@ -7149,30 +7181,32 @@
                 <m:r>
                   <m:t>9</m:t>
                 </m:r>
+                <m:r>
+                  <m:rPr>
+                    <m:sty m:val="p"/>
+                  </m:rPr>
+                  <m:t>(</m:t>
+                </m:r>
+                <m:r>
+                  <m:t>x</m:t>
+                </m:r>
+                <m:r>
+                  <m:rPr>
+                    <m:sty m:val="p"/>
+                  </m:rPr>
+                  <m:t>−</m:t>
+                </m:r>
+                <m:r>
+                  <m:t>2</m:t>
+                </m:r>
                 <m:sSup>
                   <m:e>
-                    <m:d>
-                      <m:dPr>
-                        <m:begChr m:val="("/>
-                        <m:sepChr m:val=""/>
-                        <m:endChr m:val=")"/>
-                        <m:grow/>
-                      </m:dPr>
-                      <m:e>
-                        <m:r>
-                          <m:t>x</m:t>
-                        </m:r>
-                        <m:r>
-                          <m:rPr>
-                            <m:sty m:val="p"/>
-                          </m:rPr>
-                          <m:t>−</m:t>
-                        </m:r>
-                        <m:r>
-                          <m:t>2</m:t>
-                        </m:r>
-                      </m:e>
-                    </m:d>
+                    <m:r>
+                      <m:rPr>
+                        <m:sty m:val="p"/>
+                      </m:rPr>
+                      <m:t>)</m:t>
+                    </m:r>
                   </m:e>
                   <m:sup>
                     <m:r>
@@ -7189,30 +7223,32 @@
                 <m:r>
                   <m:t>16</m:t>
                 </m:r>
+                <m:r>
+                  <m:rPr>
+                    <m:sty m:val="p"/>
+                  </m:rPr>
+                  <m:t>(</m:t>
+                </m:r>
+                <m:r>
+                  <m:t>y</m:t>
+                </m:r>
+                <m:r>
+                  <m:rPr>
+                    <m:sty m:val="p"/>
+                  </m:rPr>
+                  <m:t>−</m:t>
+                </m:r>
+                <m:r>
+                  <m:t>2</m:t>
+                </m:r>
                 <m:sSup>
                   <m:e>
-                    <m:d>
-                      <m:dPr>
-                        <m:begChr m:val="("/>
-                        <m:sepChr m:val=""/>
-                        <m:endChr m:val=")"/>
-                        <m:grow/>
-                      </m:dPr>
-                      <m:e>
-                        <m:r>
-                          <m:t>y</m:t>
-                        </m:r>
-                        <m:r>
-                          <m:rPr>
-                            <m:sty m:val="p"/>
-                          </m:rPr>
-                          <m:t>−</m:t>
-                        </m:r>
-                        <m:r>
-                          <m:t>2</m:t>
-                        </m:r>
-                      </m:e>
-                    </m:d>
+                    <m:r>
+                      <m:rPr>
+                        <m:sty m:val="p"/>
+                      </m:rPr>
+                      <m:t>)</m:t>
+                    </m:r>
                   </m:e>
                   <m:sup>
                     <m:r>
@@ -7254,30 +7290,32 @@
                     <m:type m:val="bar"/>
                   </m:fPr>
                   <m:num>
+                    <m:r>
+                      <m:rPr>
+                        <m:sty m:val="p"/>
+                      </m:rPr>
+                      <m:t>(</m:t>
+                    </m:r>
+                    <m:r>
+                      <m:t>x</m:t>
+                    </m:r>
+                    <m:r>
+                      <m:rPr>
+                        <m:sty m:val="p"/>
+                      </m:rPr>
+                      <m:t>−</m:t>
+                    </m:r>
+                    <m:r>
+                      <m:t>2</m:t>
+                    </m:r>
                     <m:sSup>
                       <m:e>
-                        <m:d>
-                          <m:dPr>
-                            <m:begChr m:val="("/>
-                            <m:sepChr m:val=""/>
-                            <m:endChr m:val=")"/>
-                            <m:grow/>
-                          </m:dPr>
-                          <m:e>
-                            <m:r>
-                              <m:t>x</m:t>
-                            </m:r>
-                            <m:r>
-                              <m:rPr>
-                                <m:sty m:val="p"/>
-                              </m:rPr>
-                              <m:t>−</m:t>
-                            </m:r>
-                            <m:r>
-                              <m:t>2</m:t>
-                            </m:r>
-                          </m:e>
-                        </m:d>
+                        <m:r>
+                          <m:rPr>
+                            <m:sty m:val="p"/>
+                          </m:rPr>
+                          <m:t>)</m:t>
+                        </m:r>
                       </m:e>
                       <m:sup>
                         <m:r>
@@ -7303,30 +7341,32 @@
                     <m:type m:val="bar"/>
                   </m:fPr>
                   <m:num>
+                    <m:r>
+                      <m:rPr>
+                        <m:sty m:val="p"/>
+                      </m:rPr>
+                      <m:t>(</m:t>
+                    </m:r>
+                    <m:r>
+                      <m:t>y</m:t>
+                    </m:r>
+                    <m:r>
+                      <m:rPr>
+                        <m:sty m:val="p"/>
+                      </m:rPr>
+                      <m:t>−</m:t>
+                    </m:r>
+                    <m:r>
+                      <m:t>2</m:t>
+                    </m:r>
                     <m:sSup>
                       <m:e>
-                        <m:d>
-                          <m:dPr>
-                            <m:begChr m:val="("/>
-                            <m:sepChr m:val=""/>
-                            <m:endChr m:val=")"/>
-                            <m:grow/>
-                          </m:dPr>
-                          <m:e>
-                            <m:r>
-                              <m:t>y</m:t>
-                            </m:r>
-                            <m:r>
-                              <m:rPr>
-                                <m:sty m:val="p"/>
-                              </m:rPr>
-                              <m:t>−</m:t>
-                            </m:r>
-                            <m:r>
-                              <m:t>2</m:t>
-                            </m:r>
-                          </m:e>
-                        </m:d>
+                        <m:r>
+                          <m:rPr>
+                            <m:sty m:val="p"/>
+                          </m:rPr>
+                          <m:t>)</m:t>
+                        </m:r>
                       </m:e>
                       <m:sup>
                         <m:r>
@@ -7396,28 +7436,30 @@
               <w:t xml:space="preserve"> </w:t>
             </w:r>
             <m:oMath>
-              <m:d>
-                <m:dPr>
-                  <m:begChr m:val="("/>
-                  <m:sepChr m:val=""/>
-                  <m:endChr m:val=")"/>
-                  <m:grow/>
-                </m:dPr>
-                <m:e>
-                  <m:r>
-                    <m:t>2</m:t>
-                  </m:r>
-                  <m:r>
-                    <m:rPr>
-                      <m:sty m:val="p"/>
-                    </m:rPr>
-                    <m:t>,</m:t>
-                  </m:r>
-                  <m:r>
-                    <m:t>2</m:t>
-                  </m:r>
-                </m:e>
-              </m:d>
+              <m:r>
+                <m:rPr>
+                  <m:sty m:val="p"/>
+                </m:rPr>
+                <m:t>(</m:t>
+              </m:r>
+              <m:r>
+                <m:t>2</m:t>
+              </m:r>
+              <m:r>
+                <m:rPr>
+                  <m:sty m:val="p"/>
+                </m:rPr>
+                <m:t>,</m:t>
+              </m:r>
+              <m:r>
+                <m:t>2</m:t>
+              </m:r>
+              <m:r>
+                <m:rPr>
+                  <m:sty m:val="p"/>
+                </m:rPr>
+                <m:t>)</m:t>
+              </m:r>
             </m:oMath>
           </w:p>
           <w:p>
@@ -7435,23 +7477,89 @@
               <w:t xml:space="preserve"> </w:t>
             </w:r>
             <m:oMath>
-              <m:d>
-                <m:dPr>
-                  <m:begChr m:val="("/>
-                  <m:sepChr m:val=""/>
-                  <m:endChr m:val=")"/>
-                  <m:grow/>
-                </m:dPr>
+              <m:r>
+                <m:rPr>
+                  <m:sty m:val="p"/>
+                </m:rPr>
+                <m:t>(</m:t>
+              </m:r>
+              <m:r>
+                <m:t>2</m:t>
+              </m:r>
+              <m:r>
+                <m:rPr>
+                  <m:sty m:val="p"/>
+                </m:rPr>
+                <m:t>±</m:t>
+              </m:r>
+              <m:rad>
+                <m:radPr>
+                  <m:degHide m:val="on"/>
+                </m:radPr>
+                <m:deg/>
                 <m:e>
                   <m:r>
                     <m:t>2</m:t>
                   </m:r>
+                </m:e>
+              </m:rad>
+              <m:r>
+                <m:rPr>
+                  <m:sty m:val="p"/>
+                </m:rPr>
+                <m:t>,</m:t>
+              </m:r>
+              <m:r>
+                <m:t>2</m:t>
+              </m:r>
+              <m:r>
+                <m:rPr>
+                  <m:sty m:val="p"/>
+                </m:rPr>
+                <m:t>)</m:t>
+              </m:r>
+            </m:oMath>
+          </w:p>
+          <w:p>
+            <w:pPr>
+              <w:pStyle w:val="Compact"/>
+              <w:numPr>
+                <w:ilvl w:val="0"/>
+                <w:numId w:val="1006"/>
+              </w:numPr>
+            </w:pPr>
+            <w:r>
+              <w:t xml:space="preserve">Foci:</w:t>
+            </w:r>
+            <w:r>
+              <w:t xml:space="preserve"> </w:t>
+            </w:r>
+            <m:oMath>
+              <m:r>
+                <m:rPr>
+                  <m:sty m:val="p"/>
+                </m:rPr>
+                <m:t>(</m:t>
+              </m:r>
+              <m:r>
+                <m:t>2</m:t>
+              </m:r>
+              <m:r>
+                <m:rPr>
+                  <m:sty m:val="p"/>
+                </m:rPr>
+                <m:t>±</m:t>
+              </m:r>
+              <m:f>
+                <m:fPr>
+                  <m:type m:val="bar"/>
+                </m:fPr>
+                <m:num>
                   <m:r>
-                    <m:rPr>
-                      <m:sty m:val="p"/>
-                    </m:rPr>
-                    <m:t>±</m:t>
+                    <m:t>5</m:t>
                   </m:r>
+                </m:num>
+                <m:den>
                   <m:rad>
                     <m:radPr>
                       <m:degHide m:val="on"/>
@@ -7463,85 +7571,23 @@
                       </m:r>
                     </m:e>
                   </m:rad>
-                  <m:r>
-                    <m:rPr>
-                      <m:sty m:val="p"/>
-                    </m:rPr>
-                    <m:t>,</m:t>
-                  </m:r>
-                  <m:r>
-                    <m:t>2</m:t>
-                  </m:r>
-                </m:e>
-              </m:d>
-            </m:oMath>
-          </w:p>
-          <w:p>
-            <w:pPr>
-              <w:pStyle w:val="Compact"/>
-              <w:numPr>
-                <w:ilvl w:val="0"/>
-                <w:numId w:val="1006"/>
-              </w:numPr>
-            </w:pPr>
-            <w:r>
-              <w:t xml:space="preserve">Foci:</w:t>
-            </w:r>
-            <w:r>
-              <w:t xml:space="preserve"> </w:t>
-            </w:r>
-            <m:oMath>
-              <m:d>
-                <m:dPr>
-                  <m:begChr m:val="("/>
-                  <m:sepChr m:val=""/>
-                  <m:endChr m:val=")"/>
-                  <m:grow/>
-                </m:dPr>
-                <m:e>
-                  <m:r>
-                    <m:t>2</m:t>
-                  </m:r>
-                  <m:r>
-                    <m:rPr>
-                      <m:sty m:val="p"/>
-                    </m:rPr>
-                    <m:t>±</m:t>
-                  </m:r>
-                  <m:f>
-                    <m:fPr>
-                      <m:type m:val="bar"/>
-                    </m:fPr>
-                    <m:num>
-                      <m:r>
-                        <m:t>5</m:t>
-                      </m:r>
-                    </m:num>
-                    <m:den>
-                      <m:rad>
-                        <m:radPr>
-                          <m:degHide m:val="on"/>
-                        </m:radPr>
-                        <m:deg/>
-                        <m:e>
-                          <m:r>
-                            <m:t>2</m:t>
-                          </m:r>
-                        </m:e>
-                      </m:rad>
-                    </m:den>
-                  </m:f>
-                  <m:r>
-                    <m:rPr>
-                      <m:sty m:val="p"/>
-                    </m:rPr>
-                    <m:t>,</m:t>
-                  </m:r>
-                  <m:r>
-                    <m:t>2</m:t>
-                  </m:r>
-                </m:e>
-              </m:d>
+                </m:den>
+              </m:f>
+              <m:r>
+                <m:rPr>
+                  <m:sty m:val="p"/>
+                </m:rPr>
+                <m:t>,</m:t>
+              </m:r>
+              <m:r>
+                <m:t>2</m:t>
+              </m:r>
+              <m:r>
+                <m:rPr>
+                  <m:sty m:val="p"/>
+                </m:rPr>
+                <m:t>)</m:t>
+              </m:r>
             </m:oMath>
           </w:p>
           <w:p>
@@ -7629,28 +7675,30 @@
                     </m:rad>
                   </m:den>
                 </m:f>
-                <m:d>
-                  <m:dPr>
-                    <m:begChr m:val="("/>
-                    <m:sepChr m:val=""/>
-                    <m:endChr m:val=")"/>
-                    <m:grow/>
-                  </m:dPr>
-                  <m:e>
-                    <m:r>
-                      <m:t>x</m:t>
-                    </m:r>
-                    <m:r>
-                      <m:rPr>
-                        <m:sty m:val="p"/>
-                      </m:rPr>
-                      <m:t>−</m:t>
-                    </m:r>
-                    <m:r>
-                      <m:t>2</m:t>
-                    </m:r>
-                  </m:e>
-                </m:d>
+                <m:r>
+                  <m:rPr>
+                    <m:sty m:val="p"/>
+                  </m:rPr>
+                  <m:t>(</m:t>
+                </m:r>
+                <m:r>
+                  <m:t>x</m:t>
+                </m:r>
+                <m:r>
+                  <m:rPr>
+                    <m:sty m:val="p"/>
+                  </m:rPr>
+                  <m:t>−</m:t>
+                </m:r>
+                <m:r>
+                  <m:t>2</m:t>
+                </m:r>
+                <m:r>
+                  <m:rPr>
+                    <m:sty m:val="p"/>
+                  </m:rPr>
+                  <m:t>)</m:t>
+                </m:r>
                 <m:r>
                   <m:rPr>
                     <m:sty m:val="p"/>
@@ -7678,28 +7726,30 @@
                     </m:r>
                   </m:den>
                 </m:f>
-                <m:d>
-                  <m:dPr>
-                    <m:begChr m:val="("/>
-                    <m:sepChr m:val=""/>
-                    <m:endChr m:val=")"/>
-                    <m:grow/>
-                  </m:dPr>
-                  <m:e>
-                    <m:r>
-                      <m:t>x</m:t>
-                    </m:r>
-                    <m:r>
-                      <m:rPr>
-                        <m:sty m:val="p"/>
-                      </m:rPr>
-                      <m:t>−</m:t>
-                    </m:r>
-                    <m:r>
-                      <m:t>2</m:t>
-                    </m:r>
-                  </m:e>
-                </m:d>
+                <m:r>
+                  <m:rPr>
+                    <m:sty m:val="p"/>
+                  </m:rPr>
+                  <m:t>(</m:t>
+                </m:r>
+                <m:r>
+                  <m:t>x</m:t>
+                </m:r>
+                <m:r>
+                  <m:rPr>
+                    <m:sty m:val="p"/>
+                  </m:rPr>
+                  <m:t>−</m:t>
+                </m:r>
+                <m:r>
+                  <m:t>2</m:t>
+                </m:r>
+                <m:r>
+                  <m:rPr>
+                    <m:sty m:val="p"/>
+                  </m:rPr>
+                  <m:t>)</m:t>
+                </m:r>
               </m:oMath>
             </m:oMathPara>
           </w:p>
@@ -7728,8 +7778,8 @@
         </w:tc>
       </w:tr>
     </w:tbl>
-    <w:bookmarkEnd w:id="52"/>
-    <w:bookmarkStart w:id="53" w:name="quick-check-problems"/>
+    <w:bookmarkEnd w:id="41"/>
+    <w:bookmarkStart w:id="42" w:name="quick-check-problems"/>
     <w:p>
       <w:pPr>
         <w:pStyle w:val="Heading1"/>
@@ -7752,30 +7802,32 @@
         <w:t xml:space="preserve"> </w:t>
       </w:r>
       <m:oMath>
+        <m:r>
+          <m:rPr>
+            <m:sty m:val="p"/>
+          </m:rPr>
+          <m:t>(</m:t>
+        </m:r>
+        <m:r>
+          <m:t>x</m:t>
+        </m:r>
+        <m:r>
+          <m:rPr>
+            <m:sty m:val="p"/>
+          </m:rPr>
+          <m:t>−</m:t>
+        </m:r>
+        <m:r>
+          <m:t>2</m:t>
+        </m:r>
         <m:sSup>
           <m:e>
-            <m:d>
-              <m:dPr>
-                <m:begChr m:val="("/>
-                <m:sepChr m:val=""/>
-                <m:endChr m:val=")"/>
-                <m:grow/>
-              </m:dPr>
-              <m:e>
-                <m:r>
-                  <m:t>x</m:t>
-                </m:r>
-                <m:r>
-                  <m:rPr>
-                    <m:sty m:val="p"/>
-                  </m:rPr>
-                  <m:t>−</m:t>
-                </m:r>
-                <m:r>
-                  <m:t>2</m:t>
-                </m:r>
-              </m:e>
-            </m:d>
+            <m:r>
+              <m:rPr>
+                <m:sty m:val="p"/>
+              </m:rPr>
+              <m:t>)</m:t>
+            </m:r>
           </m:e>
           <m:sup>
             <m:r>
@@ -7789,30 +7841,32 @@
           </m:rPr>
           <m:t>+</m:t>
         </m:r>
+        <m:r>
+          <m:rPr>
+            <m:sty m:val="p"/>
+          </m:rPr>
+          <m:t>(</m:t>
+        </m:r>
+        <m:r>
+          <m:t>y</m:t>
+        </m:r>
+        <m:r>
+          <m:rPr>
+            <m:sty m:val="p"/>
+          </m:rPr>
+          <m:t>+</m:t>
+        </m:r>
+        <m:r>
+          <m:t>3</m:t>
+        </m:r>
         <m:sSup>
           <m:e>
-            <m:d>
-              <m:dPr>
-                <m:begChr m:val="("/>
-                <m:sepChr m:val=""/>
-                <m:endChr m:val=")"/>
-                <m:grow/>
-              </m:dPr>
-              <m:e>
-                <m:r>
-                  <m:t>y</m:t>
-                </m:r>
-                <m:r>
-                  <m:rPr>
-                    <m:sty m:val="p"/>
-                  </m:rPr>
-                  <m:t>+</m:t>
-                </m:r>
-                <m:r>
-                  <m:t>3</m:t>
-                </m:r>
-              </m:e>
-            </m:d>
+            <m:r>
+              <m:rPr>
+                <m:sty m:val="p"/>
+              </m:rPr>
+              <m:t>)</m:t>
+            </m:r>
           </m:e>
           <m:sup>
             <m:r>
@@ -7898,30 +7952,32 @@
         <m:r>
           <m:t>9</m:t>
         </m:r>
+        <m:r>
+          <m:rPr>
+            <m:sty m:val="p"/>
+          </m:rPr>
+          <m:t>(</m:t>
+        </m:r>
+        <m:r>
+          <m:t>x</m:t>
+        </m:r>
+        <m:r>
+          <m:rPr>
+            <m:sty m:val="p"/>
+          </m:rPr>
+          <m:t>−</m:t>
+        </m:r>
+        <m:r>
+          <m:t>2</m:t>
+        </m:r>
         <m:sSup>
           <m:e>
-            <m:d>
-              <m:dPr>
-                <m:begChr m:val="("/>
-                <m:sepChr m:val=""/>
-                <m:endChr m:val=")"/>
-                <m:grow/>
-              </m:dPr>
-              <m:e>
-                <m:r>
-                  <m:t>x</m:t>
-                </m:r>
-                <m:r>
-                  <m:rPr>
-                    <m:sty m:val="p"/>
-                  </m:rPr>
-                  <m:t>−</m:t>
-                </m:r>
-                <m:r>
-                  <m:t>2</m:t>
-                </m:r>
-              </m:e>
-            </m:d>
+            <m:r>
+              <m:rPr>
+                <m:sty m:val="p"/>
+              </m:rPr>
+              <m:t>)</m:t>
+            </m:r>
           </m:e>
           <m:sup>
             <m:r>
@@ -7938,30 +7994,32 @@
         <m:r>
           <m:t>16</m:t>
         </m:r>
+        <m:r>
+          <m:rPr>
+            <m:sty m:val="p"/>
+          </m:rPr>
+          <m:t>(</m:t>
+        </m:r>
+        <m:r>
+          <m:t>y</m:t>
+        </m:r>
+        <m:r>
+          <m:rPr>
+            <m:sty m:val="p"/>
+          </m:rPr>
+          <m:t>+</m:t>
+        </m:r>
+        <m:r>
+          <m:t>1</m:t>
+        </m:r>
         <m:sSup>
           <m:e>
-            <m:d>
-              <m:dPr>
-                <m:begChr m:val="("/>
-                <m:sepChr m:val=""/>
-                <m:endChr m:val=")"/>
-                <m:grow/>
-              </m:dPr>
-              <m:e>
-                <m:r>
-                  <m:t>y</m:t>
-                </m:r>
-                <m:r>
-                  <m:rPr>
-                    <m:sty m:val="p"/>
-                  </m:rPr>
-                  <m:t>+</m:t>
-                </m:r>
-                <m:r>
-                  <m:t>1</m:t>
-                </m:r>
-              </m:e>
-            </m:d>
+            <m:r>
+              <m:rPr>
+                <m:sty m:val="p"/>
+              </m:rPr>
+              <m:t>)</m:t>
+            </m:r>
           </m:e>
           <m:sup>
             <m:r>
@@ -8005,30 +8063,32 @@
             <m:type m:val="bar"/>
           </m:fPr>
           <m:num>
+            <m:r>
+              <m:rPr>
+                <m:sty m:val="p"/>
+              </m:rPr>
+              <m:t>(</m:t>
+            </m:r>
+            <m:r>
+              <m:t>x</m:t>
+            </m:r>
+            <m:r>
+              <m:rPr>
+                <m:sty m:val="p"/>
+              </m:rPr>
+              <m:t>−</m:t>
+            </m:r>
+            <m:r>
+              <m:t>3</m:t>
+            </m:r>
             <m:sSup>
               <m:e>
-                <m:d>
-                  <m:dPr>
-                    <m:begChr m:val="("/>
-                    <m:sepChr m:val=""/>
-                    <m:endChr m:val=")"/>
-                    <m:grow/>
-                  </m:dPr>
-                  <m:e>
-                    <m:r>
-                      <m:t>x</m:t>
-                    </m:r>
-                    <m:r>
-                      <m:rPr>
-                        <m:sty m:val="p"/>
-                      </m:rPr>
-                      <m:t>−</m:t>
-                    </m:r>
-                    <m:r>
-                      <m:t>3</m:t>
-                    </m:r>
-                  </m:e>
-                </m:d>
+                <m:r>
+                  <m:rPr>
+                    <m:sty m:val="p"/>
+                  </m:rPr>
+                  <m:t>)</m:t>
+                </m:r>
               </m:e>
               <m:sup>
                 <m:r>
@@ -8054,30 +8114,32 @@
             <m:type m:val="bar"/>
           </m:fPr>
           <m:num>
+            <m:r>
+              <m:rPr>
+                <m:sty m:val="p"/>
+              </m:rPr>
+              <m:t>(</m:t>
+            </m:r>
+            <m:r>
+              <m:t>y</m:t>
+            </m:r>
+            <m:r>
+              <m:rPr>
+                <m:sty m:val="p"/>
+              </m:rPr>
+              <m:t>+</m:t>
+            </m:r>
+            <m:r>
+              <m:t>2</m:t>
+            </m:r>
             <m:sSup>
               <m:e>
-                <m:d>
-                  <m:dPr>
-                    <m:begChr m:val="("/>
-                    <m:sepChr m:val=""/>
-                    <m:endChr m:val=")"/>
-                    <m:grow/>
-                  </m:dPr>
-                  <m:e>
-                    <m:r>
-                      <m:t>y</m:t>
-                    </m:r>
-                    <m:r>
-                      <m:rPr>
-                        <m:sty m:val="p"/>
-                      </m:rPr>
-                      <m:t>+</m:t>
-                    </m:r>
-                    <m:r>
-                      <m:t>2</m:t>
-                    </m:r>
-                  </m:e>
-                </m:d>
+                <m:r>
+                  <m:rPr>
+                    <m:sty m:val="p"/>
+                  </m:rPr>
+                  <m:t>)</m:t>
+                </m:r>
               </m:e>
               <m:sup>
                 <m:r>
@@ -8123,30 +8185,32 @@
         <w:t xml:space="preserve"> </w:t>
       </w:r>
       <m:oMath>
+        <m:r>
+          <m:rPr>
+            <m:sty m:val="p"/>
+          </m:rPr>
+          <m:t>(</m:t>
+        </m:r>
+        <m:r>
+          <m:t>x</m:t>
+        </m:r>
+        <m:r>
+          <m:rPr>
+            <m:sty m:val="p"/>
+          </m:rPr>
+          <m:t>−</m:t>
+        </m:r>
+        <m:r>
+          <m:t>1</m:t>
+        </m:r>
         <m:sSup>
           <m:e>
-            <m:d>
-              <m:dPr>
-                <m:begChr m:val="("/>
-                <m:sepChr m:val=""/>
-                <m:endChr m:val=")"/>
-                <m:grow/>
-              </m:dPr>
-              <m:e>
-                <m:r>
-                  <m:t>x</m:t>
-                </m:r>
-                <m:r>
-                  <m:rPr>
-                    <m:sty m:val="p"/>
-                  </m:rPr>
-                  <m:t>−</m:t>
-                </m:r>
-                <m:r>
-                  <m:t>1</m:t>
-                </m:r>
-              </m:e>
-            </m:d>
+            <m:r>
+              <m:rPr>
+                <m:sty m:val="p"/>
+              </m:rPr>
+              <m:t>)</m:t>
+            </m:r>
           </m:e>
           <m:sup>
             <m:r>
@@ -8160,30 +8224,32 @@
           </m:rPr>
           <m:t>+</m:t>
         </m:r>
+        <m:r>
+          <m:rPr>
+            <m:sty m:val="p"/>
+          </m:rPr>
+          <m:t>(</m:t>
+        </m:r>
+        <m:r>
+          <m:t>y</m:t>
+        </m:r>
+        <m:r>
+          <m:rPr>
+            <m:sty m:val="p"/>
+          </m:rPr>
+          <m:t>+</m:t>
+        </m:r>
+        <m:r>
+          <m:t>2</m:t>
+        </m:r>
         <m:sSup>
           <m:e>
-            <m:d>
-              <m:dPr>
-                <m:begChr m:val="("/>
-                <m:sepChr m:val=""/>
-                <m:endChr m:val=")"/>
-                <m:grow/>
-              </m:dPr>
-              <m:e>
-                <m:r>
-                  <m:t>y</m:t>
-                </m:r>
-                <m:r>
-                  <m:rPr>
-                    <m:sty m:val="p"/>
-                  </m:rPr>
-                  <m:t>+</m:t>
-                </m:r>
-                <m:r>
-                  <m:t>2</m:t>
-                </m:r>
-              </m:e>
-            </m:d>
+            <m:r>
+              <m:rPr>
+                <m:sty m:val="p"/>
+              </m:rPr>
+              <m:t>)</m:t>
+            </m:r>
           </m:e>
           <m:sup>
             <m:r>
@@ -8224,30 +8290,32 @@
             <m:type m:val="bar"/>
           </m:fPr>
           <m:num>
+            <m:r>
+              <m:rPr>
+                <m:sty m:val="p"/>
+              </m:rPr>
+              <m:t>(</m:t>
+            </m:r>
+            <m:r>
+              <m:t>x</m:t>
+            </m:r>
+            <m:r>
+              <m:rPr>
+                <m:sty m:val="p"/>
+              </m:rPr>
+              <m:t>−</m:t>
+            </m:r>
+            <m:r>
+              <m:t>3</m:t>
+            </m:r>
             <m:sSup>
               <m:e>
-                <m:d>
-                  <m:dPr>
-                    <m:begChr m:val="("/>
-                    <m:sepChr m:val=""/>
-                    <m:endChr m:val=")"/>
-                    <m:grow/>
-                  </m:dPr>
-                  <m:e>
-                    <m:r>
-                      <m:t>x</m:t>
-                    </m:r>
-                    <m:r>
-                      <m:rPr>
-                        <m:sty m:val="p"/>
-                      </m:rPr>
-                      <m:t>−</m:t>
-                    </m:r>
-                    <m:r>
-                      <m:t>3</m:t>
-                    </m:r>
-                  </m:e>
-                </m:d>
+                <m:r>
+                  <m:rPr>
+                    <m:sty m:val="p"/>
+                  </m:rPr>
+                  <m:t>)</m:t>
+                </m:r>
               </m:e>
               <m:sup>
                 <m:r>
@@ -8273,30 +8341,32 @@
             <m:type m:val="bar"/>
           </m:fPr>
           <m:num>
+            <m:r>
+              <m:rPr>
+                <m:sty m:val="p"/>
+              </m:rPr>
+              <m:t>(</m:t>
+            </m:r>
+            <m:r>
+              <m:t>y</m:t>
+            </m:r>
+            <m:r>
+              <m:rPr>
+                <m:sty m:val="p"/>
+              </m:rPr>
+              <m:t>+</m:t>
+            </m:r>
+            <m:r>
+              <m:t>2</m:t>
+            </m:r>
             <m:sSup>
               <m:e>
-                <m:d>
-                  <m:dPr>
-                    <m:begChr m:val="("/>
-                    <m:sepChr m:val=""/>
-                    <m:endChr m:val=")"/>
-                    <m:grow/>
-                  </m:dPr>
-                  <m:e>
-                    <m:r>
-                      <m:t>y</m:t>
-                    </m:r>
-                    <m:r>
-                      <m:rPr>
-                        <m:sty m:val="p"/>
-                      </m:rPr>
-                      <m:t>+</m:t>
-                    </m:r>
-                    <m:r>
-                      <m:t>2</m:t>
-                    </m:r>
-                  </m:e>
-                </m:d>
+                <m:r>
+                  <m:rPr>
+                    <m:sty m:val="p"/>
+                  </m:rPr>
+                  <m:t>)</m:t>
+                </m:r>
               </m:e>
               <m:sup>
                 <m:r>
@@ -8342,30 +8412,32 @@
         <m:r>
           <m:t>9</m:t>
         </m:r>
+        <m:r>
+          <m:rPr>
+            <m:sty m:val="p"/>
+          </m:rPr>
+          <m:t>(</m:t>
+        </m:r>
+        <m:r>
+          <m:t>x</m:t>
+        </m:r>
+        <m:r>
+          <m:rPr>
+            <m:sty m:val="p"/>
+          </m:rPr>
+          <m:t>−</m:t>
+        </m:r>
+        <m:r>
+          <m:t>2</m:t>
+        </m:r>
         <m:sSup>
           <m:e>
-            <m:d>
-              <m:dPr>
-                <m:begChr m:val="("/>
-                <m:sepChr m:val=""/>
-                <m:endChr m:val=")"/>
-                <m:grow/>
-              </m:dPr>
-              <m:e>
-                <m:r>
-                  <m:t>x</m:t>
-                </m:r>
-                <m:r>
-                  <m:rPr>
-                    <m:sty m:val="p"/>
-                  </m:rPr>
-                  <m:t>−</m:t>
-                </m:r>
-                <m:r>
-                  <m:t>2</m:t>
-                </m:r>
-              </m:e>
-            </m:d>
+            <m:r>
+              <m:rPr>
+                <m:sty m:val="p"/>
+              </m:rPr>
+              <m:t>)</m:t>
+            </m:r>
           </m:e>
           <m:sup>
             <m:r>
@@ -8382,30 +8454,32 @@
         <m:r>
           <m:t>16</m:t>
         </m:r>
+        <m:r>
+          <m:rPr>
+            <m:sty m:val="p"/>
+          </m:rPr>
+          <m:t>(</m:t>
+        </m:r>
+        <m:r>
+          <m:t>y</m:t>
+        </m:r>
+        <m:r>
+          <m:rPr>
+            <m:sty m:val="p"/>
+          </m:rPr>
+          <m:t>+</m:t>
+        </m:r>
+        <m:r>
+          <m:t>1</m:t>
+        </m:r>
         <m:sSup>
           <m:e>
-            <m:d>
-              <m:dPr>
-                <m:begChr m:val="("/>
-                <m:sepChr m:val=""/>
-                <m:endChr m:val=")"/>
-                <m:grow/>
-              </m:dPr>
-              <m:e>
-                <m:r>
-                  <m:t>y</m:t>
-                </m:r>
-                <m:r>
-                  <m:rPr>
-                    <m:sty m:val="p"/>
-                  </m:rPr>
-                  <m:t>+</m:t>
-                </m:r>
-                <m:r>
-                  <m:t>1</m:t>
-                </m:r>
-              </m:e>
-            </m:d>
+            <m:r>
+              <m:rPr>
+                <m:sty m:val="p"/>
+              </m:rPr>
+              <m:t>)</m:t>
+            </m:r>
           </m:e>
           <m:sup>
             <m:r>
@@ -8493,30 +8567,32 @@
         <w:t xml:space="preserve"> </w:t>
       </w:r>
       <m:oMath>
+        <m:r>
+          <m:rPr>
+            <m:sty m:val="p"/>
+          </m:rPr>
+          <m:t>(</m:t>
+        </m:r>
+        <m:r>
+          <m:t>x</m:t>
+        </m:r>
+        <m:r>
+          <m:rPr>
+            <m:sty m:val="p"/>
+          </m:rPr>
+          <m:t>+</m:t>
+        </m:r>
+        <m:r>
+          <m:t>1</m:t>
+        </m:r>
         <m:sSup>
           <m:e>
-            <m:d>
-              <m:dPr>
-                <m:begChr m:val="("/>
-                <m:sepChr m:val=""/>
-                <m:endChr m:val=")"/>
-                <m:grow/>
-              </m:dPr>
-              <m:e>
-                <m:r>
-                  <m:t>x</m:t>
-                </m:r>
-                <m:r>
-                  <m:rPr>
-                    <m:sty m:val="p"/>
-                  </m:rPr>
-                  <m:t>+</m:t>
-                </m:r>
-                <m:r>
-                  <m:t>1</m:t>
-                </m:r>
-              </m:e>
-            </m:d>
+            <m:r>
+              <m:rPr>
+                <m:sty m:val="p"/>
+              </m:rPr>
+              <m:t>)</m:t>
+            </m:r>
           </m:e>
           <m:sup>
             <m:r>
@@ -8530,30 +8606,32 @@
           </m:rPr>
           <m:t>+</m:t>
         </m:r>
+        <m:r>
+          <m:rPr>
+            <m:sty m:val="p"/>
+          </m:rPr>
+          <m:t>(</m:t>
+        </m:r>
+        <m:r>
+          <m:t>y</m:t>
+        </m:r>
+        <m:r>
+          <m:rPr>
+            <m:sty m:val="p"/>
+          </m:rPr>
+          <m:t>−</m:t>
+        </m:r>
+        <m:r>
+          <m:t>5</m:t>
+        </m:r>
         <m:sSup>
           <m:e>
-            <m:d>
-              <m:dPr>
-                <m:begChr m:val="("/>
-                <m:sepChr m:val=""/>
-                <m:endChr m:val=")"/>
-                <m:grow/>
-              </m:dPr>
-              <m:e>
-                <m:r>
-                  <m:t>y</m:t>
-                </m:r>
-                <m:r>
-                  <m:rPr>
-                    <m:sty m:val="p"/>
-                  </m:rPr>
-                  <m:t>−</m:t>
-                </m:r>
-                <m:r>
-                  <m:t>5</m:t>
-                </m:r>
-              </m:e>
-            </m:d>
+            <m:r>
+              <m:rPr>
+                <m:sty m:val="p"/>
+              </m:rPr>
+              <m:t>)</m:t>
+            </m:r>
           </m:e>
           <m:sup>
             <m:r>
@@ -8589,30 +8667,32 @@
         <w:t xml:space="preserve"> </w:t>
       </w:r>
       <m:oMath>
+        <m:r>
+          <m:rPr>
+            <m:sty m:val="p"/>
+          </m:rPr>
+          <m:t>(</m:t>
+        </m:r>
+        <m:r>
+          <m:t>x</m:t>
+        </m:r>
+        <m:r>
+          <m:rPr>
+            <m:sty m:val="p"/>
+          </m:rPr>
+          <m:t>−</m:t>
+        </m:r>
+        <m:r>
+          <m:t>2</m:t>
+        </m:r>
         <m:sSup>
           <m:e>
-            <m:d>
-              <m:dPr>
-                <m:begChr m:val="("/>
-                <m:sepChr m:val=""/>
-                <m:endChr m:val=")"/>
-                <m:grow/>
-              </m:dPr>
-              <m:e>
-                <m:r>
-                  <m:t>x</m:t>
-                </m:r>
-                <m:r>
-                  <m:rPr>
-                    <m:sty m:val="p"/>
-                  </m:rPr>
-                  <m:t>−</m:t>
-                </m:r>
-                <m:r>
-                  <m:t>2</m:t>
-                </m:r>
-              </m:e>
-            </m:d>
+            <m:r>
+              <m:rPr>
+                <m:sty m:val="p"/>
+              </m:rPr>
+              <m:t>)</m:t>
+            </m:r>
           </m:e>
           <m:sup>
             <m:r>
@@ -8626,30 +8706,32 @@
           </m:rPr>
           <m:t>+</m:t>
         </m:r>
+        <m:r>
+          <m:rPr>
+            <m:sty m:val="p"/>
+          </m:rPr>
+          <m:t>(</m:t>
+        </m:r>
+        <m:r>
+          <m:t>y</m:t>
+        </m:r>
+        <m:r>
+          <m:rPr>
+            <m:sty m:val="p"/>
+          </m:rPr>
+          <m:t>+</m:t>
+        </m:r>
+        <m:r>
+          <m:t>3</m:t>
+        </m:r>
         <m:sSup>
           <m:e>
-            <m:d>
-              <m:dPr>
-                <m:begChr m:val="("/>
-                <m:sepChr m:val=""/>
-                <m:endChr m:val=")"/>
-                <m:grow/>
-              </m:dPr>
-              <m:e>
-                <m:r>
-                  <m:t>y</m:t>
-                </m:r>
-                <m:r>
-                  <m:rPr>
-                    <m:sty m:val="p"/>
-                  </m:rPr>
-                  <m:t>+</m:t>
-                </m:r>
-                <m:r>
-                  <m:t>3</m:t>
-                </m:r>
-              </m:e>
-            </m:d>
+            <m:r>
+              <m:rPr>
+                <m:sty m:val="p"/>
+              </m:rPr>
+              <m:t>)</m:t>
+            </m:r>
           </m:e>
           <m:sup>
             <m:r>
@@ -8690,30 +8772,32 @@
             <m:type m:val="bar"/>
           </m:fPr>
           <m:num>
+            <m:r>
+              <m:rPr>
+                <m:sty m:val="p"/>
+              </m:rPr>
+              <m:t>(</m:t>
+            </m:r>
+            <m:r>
+              <m:t>x</m:t>
+            </m:r>
+            <m:r>
+              <m:rPr>
+                <m:sty m:val="p"/>
+              </m:rPr>
+              <m:t>−</m:t>
+            </m:r>
+            <m:r>
+              <m:t>3</m:t>
+            </m:r>
             <m:sSup>
               <m:e>
-                <m:d>
-                  <m:dPr>
-                    <m:begChr m:val="("/>
-                    <m:sepChr m:val=""/>
-                    <m:endChr m:val=")"/>
-                    <m:grow/>
-                  </m:dPr>
-                  <m:e>
-                    <m:r>
-                      <m:t>x</m:t>
-                    </m:r>
-                    <m:r>
-                      <m:rPr>
-                        <m:sty m:val="p"/>
-                      </m:rPr>
-                      <m:t>−</m:t>
-                    </m:r>
-                    <m:r>
-                      <m:t>3</m:t>
-                    </m:r>
-                  </m:e>
-                </m:d>
+                <m:r>
+                  <m:rPr>
+                    <m:sty m:val="p"/>
+                  </m:rPr>
+                  <m:t>)</m:t>
+                </m:r>
               </m:e>
               <m:sup>
                 <m:r>
@@ -8739,30 +8823,32 @@
             <m:type m:val="bar"/>
           </m:fPr>
           <m:num>
+            <m:r>
+              <m:rPr>
+                <m:sty m:val="p"/>
+              </m:rPr>
+              <m:t>(</m:t>
+            </m:r>
+            <m:r>
+              <m:t>y</m:t>
+            </m:r>
+            <m:r>
+              <m:rPr>
+                <m:sty m:val="p"/>
+              </m:rPr>
+              <m:t>+</m:t>
+            </m:r>
+            <m:r>
+              <m:t>2</m:t>
+            </m:r>
             <m:sSup>
               <m:e>
-                <m:d>
-                  <m:dPr>
-                    <m:begChr m:val="("/>
-                    <m:sepChr m:val=""/>
-                    <m:endChr m:val=")"/>
-                    <m:grow/>
-                  </m:dPr>
-                  <m:e>
-                    <m:r>
-                      <m:t>y</m:t>
-                    </m:r>
-                    <m:r>
-                      <m:rPr>
-                        <m:sty m:val="p"/>
-                      </m:rPr>
-                      <m:t>+</m:t>
-                    </m:r>
-                    <m:r>
-                      <m:t>2</m:t>
-                    </m:r>
-                  </m:e>
-                </m:d>
+                <m:r>
+                  <m:rPr>
+                    <m:sty m:val="p"/>
+                  </m:rPr>
+                  <m:t>)</m:t>
+                </m:r>
               </m:e>
               <m:sup>
                 <m:r>
@@ -8791,8 +8877,8 @@
         <w:t xml:space="preserve">.</w:t>
       </w:r>
     </w:p>
-    <w:bookmarkEnd w:id="53"/>
-    <w:bookmarkStart w:id="56" w:name="further-reading"/>
+    <w:bookmarkEnd w:id="42"/>
+    <w:bookmarkStart w:id="45" w:name="further-reading"/>
     <w:p>
       <w:pPr>
         <w:pStyle w:val="Heading1"/>
@@ -8817,7 +8903,7 @@
         <w:t xml:space="preserve">For more on this topic, please go to [Guide: 3D Conic].</w:t>
       </w:r>
     </w:p>
-    <w:bookmarkStart w:id="55" w:name="version-history"/>
+    <w:bookmarkStart w:id="44" w:name="version-history"/>
     <w:p>
       <w:pPr>
         <w:pStyle w:val="Heading2"/>
@@ -8844,7 +8930,7 @@
       <w:pPr>
         <w:pStyle w:val="BodyText"/>
       </w:pPr>
-      <w:hyperlink r:id="rId54">
+      <w:hyperlink r:id="rId43">
         <w:r>
           <w:rPr>
             <w:rStyle w:val="Hyperlink"/>
@@ -8865,8 +8951,8 @@
         </w:r>
       </w:hyperlink>
     </w:p>
-    <w:bookmarkEnd w:id="55"/>
-    <w:bookmarkEnd w:id="56"/>
+    <w:bookmarkEnd w:id="44"/>
+    <w:bookmarkEnd w:id="45"/>
     <w:sectPr>
       <w:pgSz w:h="15840" w:w="12240"/>
       <w:pgMar w:bottom="1440" w:footer="720" w:gutter="0" w:header="720" w:left="1440" w:right="1440" w:top="1440"/>
